--- a/prompt.docx
+++ b/prompt.docx
@@ -3,3501 +3,151 @@
 <w:document xmlns:wpc="http://schemas.microsoft.com/office/word/2010/wordprocessingCanvas" xmlns:cx="http://schemas.microsoft.com/office/drawing/2014/chartex" xmlns:cx1="http://schemas.microsoft.com/office/drawing/2015/9/8/chartex" xmlns:cx2="http://schemas.microsoft.com/office/drawing/2015/10/21/chartex" xmlns:cx3="http://schemas.microsoft.com/office/drawing/2016/5/9/chartex" xmlns:cx4="http://schemas.microsoft.com/office/drawing/2016/5/10/chartex" xmlns:cx5="http://schemas.microsoft.com/office/drawing/2016/5/11/chartex" xmlns:cx6="http://schemas.microsoft.com/office/drawing/2016/5/12/chartex" xmlns:cx7="http://schemas.microsoft.com/office/drawing/2016/5/13/chartex" xmlns:cx8="http://schemas.microsoft.com/office/drawing/2016/5/14/chartex" xmlns:mc="http://schemas.openxmlformats.org/markup-compatibility/2006" xmlns:aink="http://schemas.microsoft.com/office/drawing/2016/ink" xmlns:am3d="http://schemas.microsoft.com/office/drawing/2017/model3d" xmlns:o="urn:schemas-microsoft-com:office:office" xmlns:oel="http://schemas.microsoft.com/office/2019/extlst" xmlns:r="http://schemas.openxmlformats.org/officeDocument/2006/relationships" xmlns:m="http://schemas.openxmlformats.org/officeDocument/2006/math" xmlns:v="urn:schemas-microsoft-com:vml" xmlns:wp14="http://schemas.microsoft.com/office/word/2010/wordprocessingDrawing" xmlns:wp="http://schemas.openxmlformats.org/drawingml/2006/wordprocessingDrawing" xmlns:w10="urn:schemas-microsoft-com:office:word" xmlns:w="http://schemas.openxmlformats.org/wordprocessingml/2006/main" xmlns:w14="http://schemas.microsoft.com/office/word/2010/wordml" xmlns:w15="http://schemas.microsoft.com/office/word/2012/wordml" xmlns:w16cex="http://schemas.microsoft.com/office/word/2018/wordml/cex" xmlns:w16cid="http://schemas.microsoft.com/office/word/2016/wordml/cid" xmlns:w16="http://schemas.microsoft.com/office/word/2018/wordml" xmlns:w16du="http://schemas.microsoft.com/office/word/2023/wordml/word16du" xmlns:w16sdtdh="http://schemas.microsoft.com/office/word/2020/wordml/sdtdatahash" xmlns:w16sdtfl="http://schemas.microsoft.com/office/word/2024/wordml/sdtformatlock" xmlns:w16se="http://schemas.microsoft.com/office/word/2015/wordml/symex" xmlns:wpg="http://schemas.microsoft.com/office/word/2010/wordprocessingGroup" xmlns:wpi="http://schemas.microsoft.com/office/word/2010/wordprocessingInk" xmlns:wne="http://schemas.microsoft.com/office/word/2006/wordml" xmlns:wps="http://schemas.microsoft.com/office/word/2010/wordprocessingShape" mc:Ignorable="w14 w15 w16se w16cid w16 w16cex w16sdtdh w16sdtfl w16du wp14">
   <w:body>
     <w:p>
-      <w:pPr>
-        <w:rPr>
-          <w:rFonts w:ascii="Times New Roman" w:eastAsia="Times New Roman" w:hAnsi="Times New Roman" w:cs="Times New Roman"/>
-          <w:b/>
-          <w:bCs/>
-          <w:kern w:val="0"/>
-          <w:sz w:val="27"/>
-          <w:szCs w:val="27"/>
-          <w14:ligatures w14:val="none"/>
-        </w:rPr>
-      </w:pPr>
       <w:r>
-        <w:rPr>
-          <w:rFonts w:ascii="Times New Roman" w:eastAsia="Times New Roman" w:hAnsi="Times New Roman" w:cs="Times New Roman"/>
-          <w:b/>
-          <w:bCs/>
-          <w:kern w:val="0"/>
-          <w:sz w:val="27"/>
-          <w:szCs w:val="27"/>
-          <w14:ligatures w14:val="none"/>
-        </w:rPr>
-        <w:t xml:space="preserve"># Cursor Instructions – Personal Website Setup  </w:t>
+        <w:t>I</w:t>
       </w:r>
-    </w:p>
-    <w:p>
-      <w:pPr>
-        <w:rPr>
-          <w:rFonts w:ascii="Times New Roman" w:eastAsia="Times New Roman" w:hAnsi="Times New Roman" w:cs="Times New Roman"/>
-          <w:b/>
-          <w:bCs/>
-          <w:kern w:val="0"/>
-          <w:sz w:val="27"/>
-          <w:szCs w:val="27"/>
-          <w14:ligatures w14:val="none"/>
-        </w:rPr>
-      </w:pPr>
       <w:r>
-        <w:rPr>
-          <w:rFonts w:ascii="Times New Roman" w:eastAsia="Times New Roman" w:hAnsi="Times New Roman" w:cs="Times New Roman"/>
-          <w:b/>
-          <w:bCs/>
-          <w:kern w:val="0"/>
-          <w:sz w:val="27"/>
-          <w:szCs w:val="27"/>
-          <w14:ligatures w14:val="none"/>
-        </w:rPr>
-        <w:t>*(Hybrid Academic + Data + Consulting)*</w:t>
+        <w:t>n general want to i</w:t>
       </w:r>
-    </w:p>
-    <w:p>
-      <w:pPr>
-        <w:rPr>
-          <w:rFonts w:ascii="Times New Roman" w:eastAsia="Times New Roman" w:hAnsi="Times New Roman" w:cs="Times New Roman"/>
-          <w:b/>
-          <w:bCs/>
-          <w:kern w:val="0"/>
-          <w:sz w:val="27"/>
-          <w:szCs w:val="27"/>
-          <w14:ligatures w14:val="none"/>
-        </w:rPr>
-      </w:pPr>
-    </w:p>
-    <w:p>
-      <w:pPr>
-        <w:rPr>
-          <w:rFonts w:ascii="Times New Roman" w:eastAsia="Times New Roman" w:hAnsi="Times New Roman" w:cs="Times New Roman"/>
-          <w:b/>
-          <w:bCs/>
-          <w:kern w:val="0"/>
-          <w:sz w:val="27"/>
-          <w:szCs w:val="27"/>
-          <w14:ligatures w14:val="none"/>
-        </w:rPr>
-      </w:pPr>
       <w:r>
-        <w:rPr>
-          <w:rFonts w:ascii="Times New Roman" w:eastAsia="Times New Roman" w:hAnsi="Times New Roman" w:cs="Times New Roman"/>
-          <w:b/>
-          <w:bCs/>
-          <w:kern w:val="0"/>
-          <w:sz w:val="27"/>
-          <w:szCs w:val="27"/>
-          <w14:ligatures w14:val="none"/>
-        </w:rPr>
-        <w:t>## Context and goal</w:t>
-      </w:r>
-    </w:p>
-    <w:p>
-      <w:pPr>
-        <w:rPr>
-          <w:rFonts w:ascii="Times New Roman" w:eastAsia="Times New Roman" w:hAnsi="Times New Roman" w:cs="Times New Roman"/>
-          <w:b/>
-          <w:bCs/>
-          <w:kern w:val="0"/>
-          <w:sz w:val="27"/>
-          <w:szCs w:val="27"/>
-          <w14:ligatures w14:val="none"/>
-        </w:rPr>
-      </w:pPr>
-      <w:r>
-        <w:rPr>
-          <w:rFonts w:ascii="Times New Roman" w:eastAsia="Times New Roman" w:hAnsi="Times New Roman" w:cs="Times New Roman"/>
-          <w:b/>
-          <w:bCs/>
-          <w:kern w:val="0"/>
-          <w:sz w:val="27"/>
-          <w:szCs w:val="27"/>
-          <w14:ligatures w14:val="none"/>
-        </w:rPr>
-        <w:t>Build a replacement for my existing webpage (andreasjuon.com). The site should clearly signal:</w:t>
-      </w:r>
-    </w:p>
-    <w:p>
-      <w:pPr>
-        <w:rPr>
-          <w:rFonts w:ascii="Times New Roman" w:eastAsia="Times New Roman" w:hAnsi="Times New Roman" w:cs="Times New Roman"/>
-          <w:b/>
-          <w:bCs/>
-          <w:kern w:val="0"/>
-          <w:sz w:val="27"/>
-          <w:szCs w:val="27"/>
-          <w14:ligatures w14:val="none"/>
-        </w:rPr>
-      </w:pPr>
-      <w:r>
-        <w:rPr>
-          <w:rFonts w:ascii="Times New Roman" w:eastAsia="Times New Roman" w:hAnsi="Times New Roman" w:cs="Times New Roman"/>
-          <w:b/>
-          <w:bCs/>
-          <w:kern w:val="0"/>
-          <w:sz w:val="27"/>
-          <w:szCs w:val="27"/>
-          <w14:ligatures w14:val="none"/>
-        </w:rPr>
-        <w:t xml:space="preserve">- Academic research credibility  </w:t>
-      </w:r>
-    </w:p>
-    <w:p>
-      <w:pPr>
-        <w:rPr>
-          <w:rFonts w:ascii="Times New Roman" w:eastAsia="Times New Roman" w:hAnsi="Times New Roman" w:cs="Times New Roman"/>
-          <w:b/>
-          <w:bCs/>
-          <w:kern w:val="0"/>
-          <w:sz w:val="27"/>
-          <w:szCs w:val="27"/>
-          <w14:ligatures w14:val="none"/>
-        </w:rPr>
-      </w:pPr>
-      <w:r>
-        <w:rPr>
-          <w:rFonts w:ascii="Times New Roman" w:eastAsia="Times New Roman" w:hAnsi="Times New Roman" w:cs="Times New Roman"/>
-          <w:b/>
-          <w:bCs/>
-          <w:kern w:val="0"/>
-          <w:sz w:val="27"/>
-          <w:szCs w:val="27"/>
-          <w14:ligatures w14:val="none"/>
-        </w:rPr>
-        <w:t xml:space="preserve">- Quantitative / data science competence  </w:t>
-      </w:r>
-    </w:p>
-    <w:p>
-      <w:pPr>
-        <w:rPr>
-          <w:rFonts w:ascii="Times New Roman" w:eastAsia="Times New Roman" w:hAnsi="Times New Roman" w:cs="Times New Roman"/>
-          <w:b/>
-          <w:bCs/>
-          <w:kern w:val="0"/>
-          <w:sz w:val="27"/>
-          <w:szCs w:val="27"/>
-          <w14:ligatures w14:val="none"/>
-        </w:rPr>
-      </w:pPr>
-      <w:r>
-        <w:rPr>
-          <w:rFonts w:ascii="Times New Roman" w:eastAsia="Times New Roman" w:hAnsi="Times New Roman" w:cs="Times New Roman"/>
-          <w:b/>
-          <w:bCs/>
-          <w:kern w:val="0"/>
-          <w:sz w:val="27"/>
-          <w:szCs w:val="27"/>
-          <w14:ligatures w14:val="none"/>
-        </w:rPr>
-        <w:t xml:space="preserve">- Availability for consulting and advisory work  </w:t>
-      </w:r>
-    </w:p>
-    <w:p>
-      <w:pPr>
-        <w:rPr>
-          <w:rFonts w:ascii="Times New Roman" w:eastAsia="Times New Roman" w:hAnsi="Times New Roman" w:cs="Times New Roman"/>
-          <w:b/>
-          <w:bCs/>
-          <w:kern w:val="0"/>
-          <w:sz w:val="27"/>
-          <w:szCs w:val="27"/>
-          <w14:ligatures w14:val="none"/>
-        </w:rPr>
-      </w:pPr>
-      <w:r>
-        <w:rPr>
-          <w:rFonts w:ascii="Times New Roman" w:eastAsia="Times New Roman" w:hAnsi="Times New Roman" w:cs="Times New Roman"/>
-          <w:b/>
-          <w:bCs/>
-          <w:kern w:val="0"/>
-          <w:sz w:val="27"/>
-          <w:szCs w:val="27"/>
-          <w14:ligatures w14:val="none"/>
-        </w:rPr>
-        <w:t>- Links to external projects (e.g. NADIR observatory, academic tools)</w:t>
-      </w:r>
-    </w:p>
-    <w:p>
-      <w:pPr>
-        <w:rPr>
-          <w:rFonts w:ascii="Times New Roman" w:eastAsia="Times New Roman" w:hAnsi="Times New Roman" w:cs="Times New Roman"/>
-          <w:b/>
-          <w:bCs/>
-          <w:kern w:val="0"/>
-          <w:sz w:val="27"/>
-          <w:szCs w:val="27"/>
-          <w14:ligatures w14:val="none"/>
-        </w:rPr>
-      </w:pPr>
-    </w:p>
-    <w:p>
-      <w:pPr>
-        <w:rPr>
-          <w:rFonts w:ascii="Times New Roman" w:eastAsia="Times New Roman" w:hAnsi="Times New Roman" w:cs="Times New Roman"/>
-          <w:b/>
-          <w:bCs/>
-          <w:kern w:val="0"/>
-          <w:sz w:val="27"/>
-          <w:szCs w:val="27"/>
-          <w14:ligatures w14:val="none"/>
-        </w:rPr>
-      </w:pPr>
-      <w:r>
-        <w:rPr>
-          <w:rFonts w:ascii="Times New Roman" w:eastAsia="Times New Roman" w:hAnsi="Times New Roman" w:cs="Times New Roman"/>
-          <w:b/>
-          <w:bCs/>
-          <w:kern w:val="0"/>
-          <w:sz w:val="27"/>
-          <w:szCs w:val="27"/>
-          <w14:ligatures w14:val="none"/>
-        </w:rPr>
-        <w:t>The site should be **content-driven, modular, and extensible**.</w:t>
-      </w:r>
-    </w:p>
-    <w:p>
-      <w:pPr>
-        <w:rPr>
-          <w:rFonts w:ascii="Times New Roman" w:eastAsia="Times New Roman" w:hAnsi="Times New Roman" w:cs="Times New Roman"/>
-          <w:b/>
-          <w:bCs/>
-          <w:kern w:val="0"/>
-          <w:sz w:val="27"/>
-          <w:szCs w:val="27"/>
-          <w14:ligatures w14:val="none"/>
-        </w:rPr>
-      </w:pPr>
-    </w:p>
-    <w:p>
-      <w:pPr>
-        <w:rPr>
-          <w:rFonts w:ascii="Times New Roman" w:eastAsia="Times New Roman" w:hAnsi="Times New Roman" w:cs="Times New Roman"/>
-          <w:b/>
-          <w:bCs/>
-          <w:kern w:val="0"/>
-          <w:sz w:val="27"/>
-          <w:szCs w:val="27"/>
-          <w14:ligatures w14:val="none"/>
-        </w:rPr>
-      </w:pPr>
-      <w:r>
-        <w:rPr>
-          <w:rFonts w:ascii="Times New Roman" w:eastAsia="Times New Roman" w:hAnsi="Times New Roman" w:cs="Times New Roman"/>
-          <w:b/>
-          <w:bCs/>
-          <w:kern w:val="0"/>
-          <w:sz w:val="27"/>
-          <w:szCs w:val="27"/>
-          <w14:ligatures w14:val="none"/>
-        </w:rPr>
-        <w:t>---</w:t>
-      </w:r>
-    </w:p>
-    <w:p>
-      <w:pPr>
-        <w:rPr>
-          <w:rFonts w:ascii="Times New Roman" w:eastAsia="Times New Roman" w:hAnsi="Times New Roman" w:cs="Times New Roman"/>
-          <w:b/>
-          <w:bCs/>
-          <w:kern w:val="0"/>
-          <w:sz w:val="27"/>
-          <w:szCs w:val="27"/>
-          <w14:ligatures w14:val="none"/>
-        </w:rPr>
-      </w:pPr>
-    </w:p>
-    <w:p>
-      <w:pPr>
-        <w:rPr>
-          <w:rFonts w:ascii="Times New Roman" w:eastAsia="Times New Roman" w:hAnsi="Times New Roman" w:cs="Times New Roman"/>
-          <w:b/>
-          <w:bCs/>
-          <w:kern w:val="0"/>
-          <w:sz w:val="27"/>
-          <w:szCs w:val="27"/>
-          <w14:ligatures w14:val="none"/>
-        </w:rPr>
-      </w:pPr>
-      <w:r>
-        <w:rPr>
-          <w:rFonts w:ascii="Times New Roman" w:eastAsia="Times New Roman" w:hAnsi="Times New Roman" w:cs="Times New Roman"/>
-          <w:b/>
-          <w:bCs/>
-          <w:kern w:val="0"/>
-          <w:sz w:val="27"/>
-          <w:szCs w:val="27"/>
-          <w14:ligatures w14:val="none"/>
-        </w:rPr>
-        <w:t>## 1. Framework &amp; Stack</w:t>
-      </w:r>
-    </w:p>
-    <w:p>
-      <w:pPr>
-        <w:rPr>
-          <w:rFonts w:ascii="Times New Roman" w:eastAsia="Times New Roman" w:hAnsi="Times New Roman" w:cs="Times New Roman"/>
-          <w:b/>
-          <w:bCs/>
-          <w:kern w:val="0"/>
-          <w:sz w:val="27"/>
-          <w:szCs w:val="27"/>
-          <w14:ligatures w14:val="none"/>
-        </w:rPr>
-      </w:pPr>
-      <w:r>
-        <w:rPr>
-          <w:rFonts w:ascii="Times New Roman" w:eastAsia="Times New Roman" w:hAnsi="Times New Roman" w:cs="Times New Roman"/>
-          <w:b/>
-          <w:bCs/>
-          <w:kern w:val="0"/>
-          <w:sz w:val="27"/>
-          <w:szCs w:val="27"/>
-          <w14:ligatures w14:val="none"/>
-        </w:rPr>
-        <w:t xml:space="preserve">- Use **Next.js** with static site generation  </w:t>
-      </w:r>
-    </w:p>
-    <w:p>
-      <w:pPr>
-        <w:rPr>
-          <w:rFonts w:ascii="Times New Roman" w:eastAsia="Times New Roman" w:hAnsi="Times New Roman" w:cs="Times New Roman"/>
-          <w:b/>
-          <w:bCs/>
-          <w:kern w:val="0"/>
-          <w:sz w:val="27"/>
-          <w:szCs w:val="27"/>
-          <w14:ligatures w14:val="none"/>
-        </w:rPr>
-      </w:pPr>
-      <w:r>
-        <w:rPr>
-          <w:rFonts w:ascii="Times New Roman" w:eastAsia="Times New Roman" w:hAnsi="Times New Roman" w:cs="Times New Roman"/>
-          <w:b/>
-          <w:bCs/>
-          <w:kern w:val="0"/>
-          <w:sz w:val="27"/>
-          <w:szCs w:val="27"/>
-          <w14:ligatures w14:val="none"/>
-        </w:rPr>
-        <w:t xml:space="preserve">- Content authored in **MDX / Markdown**  </w:t>
-      </w:r>
-    </w:p>
-    <w:p>
-      <w:pPr>
-        <w:rPr>
-          <w:rFonts w:ascii="Times New Roman" w:eastAsia="Times New Roman" w:hAnsi="Times New Roman" w:cs="Times New Roman"/>
-          <w:b/>
-          <w:bCs/>
-          <w:kern w:val="0"/>
-          <w:sz w:val="27"/>
-          <w:szCs w:val="27"/>
-          <w14:ligatures w14:val="none"/>
-        </w:rPr>
-      </w:pPr>
-      <w:r>
-        <w:rPr>
-          <w:rFonts w:ascii="Times New Roman" w:eastAsia="Times New Roman" w:hAnsi="Times New Roman" w:cs="Times New Roman"/>
-          <w:b/>
-          <w:bCs/>
-          <w:kern w:val="0"/>
-          <w:sz w:val="27"/>
-          <w:szCs w:val="27"/>
-          <w14:ligatures w14:val="none"/>
-        </w:rPr>
-        <w:t xml:space="preserve">- Host on **GitHub Pages** for now (fully static), but architect so migration to SSR-capable hosting is trivial  </w:t>
-      </w:r>
-    </w:p>
-    <w:p>
-      <w:pPr>
-        <w:rPr>
-          <w:rFonts w:ascii="Times New Roman" w:eastAsia="Times New Roman" w:hAnsi="Times New Roman" w:cs="Times New Roman"/>
-          <w:b/>
-          <w:bCs/>
-          <w:kern w:val="0"/>
-          <w:sz w:val="27"/>
-          <w:szCs w:val="27"/>
-          <w14:ligatures w14:val="none"/>
-        </w:rPr>
-      </w:pPr>
-      <w:r>
-        <w:rPr>
-          <w:rFonts w:ascii="Times New Roman" w:eastAsia="Times New Roman" w:hAnsi="Times New Roman" w:cs="Times New Roman"/>
-          <w:b/>
-          <w:bCs/>
-          <w:kern w:val="0"/>
-          <w:sz w:val="27"/>
-          <w:szCs w:val="27"/>
-          <w14:ligatures w14:val="none"/>
-        </w:rPr>
-        <w:t>- Treat all content items as **structured objects defined via frontmatter**</w:t>
-      </w:r>
-    </w:p>
-    <w:p>
-      <w:pPr>
-        <w:rPr>
-          <w:rFonts w:ascii="Times New Roman" w:eastAsia="Times New Roman" w:hAnsi="Times New Roman" w:cs="Times New Roman"/>
-          <w:b/>
-          <w:bCs/>
-          <w:kern w:val="0"/>
-          <w:sz w:val="27"/>
-          <w:szCs w:val="27"/>
-          <w14:ligatures w14:val="none"/>
-        </w:rPr>
-      </w:pPr>
-    </w:p>
-    <w:p>
-      <w:pPr>
-        <w:rPr>
-          <w:rFonts w:ascii="Times New Roman" w:eastAsia="Times New Roman" w:hAnsi="Times New Roman" w:cs="Times New Roman"/>
-          <w:b/>
-          <w:bCs/>
-          <w:kern w:val="0"/>
-          <w:sz w:val="27"/>
-          <w:szCs w:val="27"/>
-          <w14:ligatures w14:val="none"/>
-        </w:rPr>
-      </w:pPr>
-      <w:r>
-        <w:rPr>
-          <w:rFonts w:ascii="Times New Roman" w:eastAsia="Times New Roman" w:hAnsi="Times New Roman" w:cs="Times New Roman"/>
-          <w:b/>
-          <w:bCs/>
-          <w:kern w:val="0"/>
-          <w:sz w:val="27"/>
-          <w:szCs w:val="27"/>
-          <w14:ligatures w14:val="none"/>
-        </w:rPr>
-        <w:t>---</w:t>
-      </w:r>
-    </w:p>
-    <w:p>
-      <w:pPr>
-        <w:rPr>
-          <w:rFonts w:ascii="Times New Roman" w:eastAsia="Times New Roman" w:hAnsi="Times New Roman" w:cs="Times New Roman"/>
-          <w:b/>
-          <w:bCs/>
-          <w:kern w:val="0"/>
-          <w:sz w:val="27"/>
-          <w:szCs w:val="27"/>
-          <w14:ligatures w14:val="none"/>
-        </w:rPr>
-      </w:pPr>
-    </w:p>
-    <w:p>
-      <w:pPr>
-        <w:rPr>
-          <w:rFonts w:ascii="Times New Roman" w:eastAsia="Times New Roman" w:hAnsi="Times New Roman" w:cs="Times New Roman"/>
-          <w:b/>
-          <w:bCs/>
-          <w:kern w:val="0"/>
-          <w:sz w:val="27"/>
-          <w:szCs w:val="27"/>
-          <w14:ligatures w14:val="none"/>
-        </w:rPr>
-      </w:pPr>
-      <w:r>
-        <w:rPr>
-          <w:rFonts w:ascii="Times New Roman" w:eastAsia="Times New Roman" w:hAnsi="Times New Roman" w:cs="Times New Roman"/>
-          <w:b/>
-          <w:bCs/>
-          <w:kern w:val="0"/>
-          <w:sz w:val="27"/>
-          <w:szCs w:val="27"/>
-          <w14:ligatures w14:val="none"/>
-        </w:rPr>
-        <w:t>## 2. Standardized Content Model</w:t>
-      </w:r>
-    </w:p>
-    <w:p>
-      <w:pPr>
-        <w:rPr>
-          <w:rFonts w:ascii="Times New Roman" w:eastAsia="Times New Roman" w:hAnsi="Times New Roman" w:cs="Times New Roman"/>
-          <w:b/>
-          <w:bCs/>
-          <w:kern w:val="0"/>
-          <w:sz w:val="27"/>
-          <w:szCs w:val="27"/>
-          <w14:ligatures w14:val="none"/>
-        </w:rPr>
-      </w:pPr>
-    </w:p>
-    <w:p>
-      <w:pPr>
-        <w:rPr>
-          <w:rFonts w:ascii="Times New Roman" w:eastAsia="Times New Roman" w:hAnsi="Times New Roman" w:cs="Times New Roman"/>
-          <w:b/>
-          <w:bCs/>
-          <w:kern w:val="0"/>
-          <w:sz w:val="27"/>
-          <w:szCs w:val="27"/>
-          <w14:ligatures w14:val="none"/>
-        </w:rPr>
-      </w:pPr>
-      <w:r>
-        <w:rPr>
-          <w:rFonts w:ascii="Times New Roman" w:eastAsia="Times New Roman" w:hAnsi="Times New Roman" w:cs="Times New Roman"/>
-          <w:b/>
-          <w:bCs/>
-          <w:kern w:val="0"/>
-          <w:sz w:val="27"/>
-          <w:szCs w:val="27"/>
-          <w14:ligatures w14:val="none"/>
-        </w:rPr>
-        <w:t>Each **project / publication / dataset / tool / talk / media** item must have a standardized schema.</w:t>
-      </w:r>
-    </w:p>
-    <w:p>
-      <w:pPr>
-        <w:rPr>
-          <w:rFonts w:ascii="Times New Roman" w:eastAsia="Times New Roman" w:hAnsi="Times New Roman" w:cs="Times New Roman"/>
-          <w:b/>
-          <w:bCs/>
-          <w:kern w:val="0"/>
-          <w:sz w:val="27"/>
-          <w:szCs w:val="27"/>
-          <w14:ligatures w14:val="none"/>
-        </w:rPr>
-      </w:pPr>
-    </w:p>
-    <w:p>
-      <w:pPr>
-        <w:rPr>
-          <w:rFonts w:ascii="Times New Roman" w:eastAsia="Times New Roman" w:hAnsi="Times New Roman" w:cs="Times New Roman"/>
-          <w:b/>
-          <w:bCs/>
-          <w:kern w:val="0"/>
-          <w:sz w:val="27"/>
-          <w:szCs w:val="27"/>
-          <w14:ligatures w14:val="none"/>
-        </w:rPr>
-      </w:pPr>
-      <w:r>
-        <w:rPr>
-          <w:rFonts w:ascii="Times New Roman" w:eastAsia="Times New Roman" w:hAnsi="Times New Roman" w:cs="Times New Roman"/>
-          <w:b/>
-          <w:bCs/>
-          <w:kern w:val="0"/>
-          <w:sz w:val="27"/>
-          <w:szCs w:val="27"/>
-          <w14:ligatures w14:val="none"/>
-        </w:rPr>
-        <w:t>### Required frontmatter fields</w:t>
-      </w:r>
-    </w:p>
-    <w:p>
-      <w:pPr>
-        <w:rPr>
-          <w:rFonts w:ascii="Times New Roman" w:eastAsia="Times New Roman" w:hAnsi="Times New Roman" w:cs="Times New Roman"/>
-          <w:b/>
-          <w:bCs/>
-          <w:kern w:val="0"/>
-          <w:sz w:val="27"/>
-          <w:szCs w:val="27"/>
-          <w14:ligatures w14:val="none"/>
-        </w:rPr>
-      </w:pPr>
-      <w:r>
-        <w:rPr>
-          <w:rFonts w:ascii="Times New Roman" w:eastAsia="Times New Roman" w:hAnsi="Times New Roman" w:cs="Times New Roman"/>
-          <w:b/>
-          <w:bCs/>
-          <w:kern w:val="0"/>
-          <w:sz w:val="27"/>
-          <w:szCs w:val="27"/>
-          <w14:ligatures w14:val="none"/>
-        </w:rPr>
-        <w:t>- `title`</w:t>
-      </w:r>
-    </w:p>
-    <w:p>
-      <w:pPr>
-        <w:rPr>
-          <w:rFonts w:ascii="Times New Roman" w:eastAsia="Times New Roman" w:hAnsi="Times New Roman" w:cs="Times New Roman"/>
-          <w:b/>
-          <w:bCs/>
-          <w:kern w:val="0"/>
-          <w:sz w:val="27"/>
-          <w:szCs w:val="27"/>
-          <w14:ligatures w14:val="none"/>
-        </w:rPr>
-      </w:pPr>
-      <w:r>
-        <w:rPr>
-          <w:rFonts w:ascii="Times New Roman" w:eastAsia="Times New Roman" w:hAnsi="Times New Roman" w:cs="Times New Roman"/>
-          <w:b/>
-          <w:bCs/>
-          <w:kern w:val="0"/>
-          <w:sz w:val="27"/>
-          <w:szCs w:val="27"/>
-          <w14:ligatures w14:val="none"/>
-        </w:rPr>
-        <w:t>- `type` (`project | publication | dataset | tool | talk | media`)</w:t>
-      </w:r>
-    </w:p>
-    <w:p>
-      <w:pPr>
-        <w:rPr>
-          <w:rFonts w:ascii="Times New Roman" w:eastAsia="Times New Roman" w:hAnsi="Times New Roman" w:cs="Times New Roman"/>
-          <w:b/>
-          <w:bCs/>
-          <w:kern w:val="0"/>
-          <w:sz w:val="27"/>
-          <w:szCs w:val="27"/>
-          <w14:ligatures w14:val="none"/>
-        </w:rPr>
-      </w:pPr>
-      <w:r>
-        <w:rPr>
-          <w:rFonts w:ascii="Times New Roman" w:eastAsia="Times New Roman" w:hAnsi="Times New Roman" w:cs="Times New Roman"/>
-          <w:b/>
-          <w:bCs/>
-          <w:kern w:val="0"/>
-          <w:sz w:val="27"/>
-          <w:szCs w:val="27"/>
-          <w14:ligatures w14:val="none"/>
-        </w:rPr>
-        <w:t>- `summary` (short explanatory text)</w:t>
-      </w:r>
-    </w:p>
-    <w:p>
-      <w:pPr>
-        <w:rPr>
-          <w:rFonts w:ascii="Times New Roman" w:eastAsia="Times New Roman" w:hAnsi="Times New Roman" w:cs="Times New Roman"/>
-          <w:b/>
-          <w:bCs/>
-          <w:kern w:val="0"/>
-          <w:sz w:val="27"/>
-          <w:szCs w:val="27"/>
-          <w14:ligatures w14:val="none"/>
-        </w:rPr>
-      </w:pPr>
-      <w:r>
-        <w:rPr>
-          <w:rFonts w:ascii="Times New Roman" w:eastAsia="Times New Roman" w:hAnsi="Times New Roman" w:cs="Times New Roman"/>
-          <w:b/>
-          <w:bCs/>
-          <w:kern w:val="0"/>
-          <w:sz w:val="27"/>
-          <w:szCs w:val="27"/>
-          <w14:ligatures w14:val="none"/>
-        </w:rPr>
-        <w:t>- `tags` (for filtering and grouping)</w:t>
-      </w:r>
-    </w:p>
-    <w:p>
-      <w:pPr>
-        <w:rPr>
-          <w:rFonts w:ascii="Times New Roman" w:eastAsia="Times New Roman" w:hAnsi="Times New Roman" w:cs="Times New Roman"/>
-          <w:b/>
-          <w:bCs/>
-          <w:kern w:val="0"/>
-          <w:sz w:val="27"/>
-          <w:szCs w:val="27"/>
-          <w14:ligatures w14:val="none"/>
-        </w:rPr>
-      </w:pPr>
-      <w:r>
-        <w:rPr>
-          <w:rFonts w:ascii="Times New Roman" w:eastAsia="Times New Roman" w:hAnsi="Times New Roman" w:cs="Times New Roman"/>
-          <w:b/>
-          <w:bCs/>
-          <w:kern w:val="0"/>
-          <w:sz w:val="27"/>
-          <w:szCs w:val="27"/>
-          <w14:ligatures w14:val="none"/>
-        </w:rPr>
-        <w:t>- `previewImage` (single standardized image, used in tiles/cards)</w:t>
-      </w:r>
-    </w:p>
-    <w:p>
-      <w:pPr>
-        <w:rPr>
-          <w:rFonts w:ascii="Times New Roman" w:eastAsia="Times New Roman" w:hAnsi="Times New Roman" w:cs="Times New Roman"/>
-          <w:b/>
-          <w:bCs/>
-          <w:kern w:val="0"/>
-          <w:sz w:val="27"/>
-          <w:szCs w:val="27"/>
-          <w14:ligatures w14:val="none"/>
-        </w:rPr>
-      </w:pPr>
-    </w:p>
-    <w:p>
-      <w:pPr>
-        <w:rPr>
-          <w:rFonts w:ascii="Times New Roman" w:eastAsia="Times New Roman" w:hAnsi="Times New Roman" w:cs="Times New Roman"/>
-          <w:b/>
-          <w:bCs/>
-          <w:kern w:val="0"/>
-          <w:sz w:val="27"/>
-          <w:szCs w:val="27"/>
-          <w14:ligatures w14:val="none"/>
-        </w:rPr>
-      </w:pPr>
-      <w:r>
-        <w:rPr>
-          <w:rFonts w:ascii="Times New Roman" w:eastAsia="Times New Roman" w:hAnsi="Times New Roman" w:cs="Times New Roman"/>
-          <w:b/>
-          <w:bCs/>
-          <w:kern w:val="0"/>
-          <w:sz w:val="27"/>
-          <w:szCs w:val="27"/>
-          <w14:ligatures w14:val="none"/>
-        </w:rPr>
-        <w:t>### Optional fields</w:t>
-      </w:r>
-    </w:p>
-    <w:p>
-      <w:pPr>
-        <w:rPr>
-          <w:rFonts w:ascii="Times New Roman" w:eastAsia="Times New Roman" w:hAnsi="Times New Roman" w:cs="Times New Roman"/>
-          <w:b/>
-          <w:bCs/>
-          <w:kern w:val="0"/>
-          <w:sz w:val="27"/>
-          <w:szCs w:val="27"/>
-          <w14:ligatures w14:val="none"/>
-        </w:rPr>
-      </w:pPr>
-      <w:r>
-        <w:rPr>
-          <w:rFonts w:ascii="Times New Roman" w:eastAsia="Times New Roman" w:hAnsi="Times New Roman" w:cs="Times New Roman"/>
-          <w:b/>
-          <w:bCs/>
-          <w:kern w:val="0"/>
-          <w:sz w:val="27"/>
-          <w:szCs w:val="27"/>
-          <w14:ligatures w14:val="none"/>
-        </w:rPr>
-        <w:t>- `date`</w:t>
-      </w:r>
-    </w:p>
-    <w:p>
-      <w:pPr>
-        <w:rPr>
-          <w:rFonts w:ascii="Times New Roman" w:eastAsia="Times New Roman" w:hAnsi="Times New Roman" w:cs="Times New Roman"/>
-          <w:b/>
-          <w:bCs/>
-          <w:kern w:val="0"/>
-          <w:sz w:val="27"/>
-          <w:szCs w:val="27"/>
-          <w14:ligatures w14:val="none"/>
-        </w:rPr>
-      </w:pPr>
-      <w:r>
-        <w:rPr>
-          <w:rFonts w:ascii="Times New Roman" w:eastAsia="Times New Roman" w:hAnsi="Times New Roman" w:cs="Times New Roman"/>
-          <w:b/>
-          <w:bCs/>
-          <w:kern w:val="0"/>
-          <w:sz w:val="27"/>
-          <w:szCs w:val="27"/>
-          <w14:ligatures w14:val="none"/>
-        </w:rPr>
-        <w:t>- `externalLinks` (paper, code, data, demo)</w:t>
-      </w:r>
-    </w:p>
-    <w:p>
-      <w:pPr>
-        <w:rPr>
-          <w:rFonts w:ascii="Times New Roman" w:eastAsia="Times New Roman" w:hAnsi="Times New Roman" w:cs="Times New Roman" w:hint="eastAsia"/>
-          <w:b/>
-          <w:bCs/>
-          <w:kern w:val="0"/>
-          <w:sz w:val="27"/>
-          <w:szCs w:val="27"/>
-          <w14:ligatures w14:val="none"/>
-        </w:rPr>
-      </w:pPr>
-      <w:r>
-        <w:rPr>
-          <w:rFonts w:ascii="Times New Roman" w:eastAsia="Times New Roman" w:hAnsi="Times New Roman" w:cs="Times New Roman" w:hint="eastAsia"/>
-          <w:b/>
-          <w:bCs/>
-          <w:kern w:val="0"/>
-          <w:sz w:val="27"/>
-          <w:szCs w:val="27"/>
-          <w14:ligatures w14:val="none"/>
-        </w:rPr>
-        <w:t>- `relatedItems` (e.g. project → publications → datasets)</w:t>
-      </w:r>
-    </w:p>
-    <w:p>
-      <w:pPr>
-        <w:rPr>
-          <w:rFonts w:ascii="Times New Roman" w:eastAsia="Times New Roman" w:hAnsi="Times New Roman" w:cs="Times New Roman"/>
-          <w:b/>
-          <w:bCs/>
-          <w:kern w:val="0"/>
-          <w:sz w:val="27"/>
-          <w:szCs w:val="27"/>
-          <w14:ligatures w14:val="none"/>
-        </w:rPr>
-      </w:pPr>
-    </w:p>
-    <w:p>
-      <w:pPr>
-        <w:rPr>
-          <w:rFonts w:ascii="Times New Roman" w:eastAsia="Times New Roman" w:hAnsi="Times New Roman" w:cs="Times New Roman"/>
-          <w:b/>
-          <w:bCs/>
-          <w:kern w:val="0"/>
-          <w:sz w:val="27"/>
-          <w:szCs w:val="27"/>
-          <w14:ligatures w14:val="none"/>
-        </w:rPr>
-      </w:pPr>
-      <w:r>
-        <w:rPr>
-          <w:rFonts w:ascii="Times New Roman" w:eastAsia="Times New Roman" w:hAnsi="Times New Roman" w:cs="Times New Roman"/>
-          <w:b/>
-          <w:bCs/>
-          <w:kern w:val="0"/>
-          <w:sz w:val="27"/>
-          <w:szCs w:val="27"/>
-          <w14:ligatures w14:val="none"/>
-        </w:rPr>
-        <w:t>Each item has its own page, which can include:</w:t>
-      </w:r>
-    </w:p>
-    <w:p>
-      <w:pPr>
-        <w:rPr>
-          <w:rFonts w:ascii="Times New Roman" w:eastAsia="Times New Roman" w:hAnsi="Times New Roman" w:cs="Times New Roman"/>
-          <w:b/>
-          <w:bCs/>
-          <w:kern w:val="0"/>
-          <w:sz w:val="27"/>
-          <w:szCs w:val="27"/>
-          <w14:ligatures w14:val="none"/>
-        </w:rPr>
-      </w:pPr>
-      <w:r>
-        <w:rPr>
-          <w:rFonts w:ascii="Times New Roman" w:eastAsia="Times New Roman" w:hAnsi="Times New Roman" w:cs="Times New Roman"/>
-          <w:b/>
-          <w:bCs/>
-          <w:kern w:val="0"/>
-          <w:sz w:val="27"/>
-          <w:szCs w:val="27"/>
-          <w14:ligatures w14:val="none"/>
-        </w:rPr>
-        <w:t xml:space="preserve">- Additional images  </w:t>
-      </w:r>
-    </w:p>
-    <w:p>
-      <w:pPr>
-        <w:rPr>
-          <w:rFonts w:ascii="Times New Roman" w:eastAsia="Times New Roman" w:hAnsi="Times New Roman" w:cs="Times New Roman"/>
-          <w:b/>
-          <w:bCs/>
-          <w:kern w:val="0"/>
-          <w:sz w:val="27"/>
-          <w:szCs w:val="27"/>
-          <w14:ligatures w14:val="none"/>
-        </w:rPr>
-      </w:pPr>
-      <w:r>
-        <w:rPr>
-          <w:rFonts w:ascii="Times New Roman" w:eastAsia="Times New Roman" w:hAnsi="Times New Roman" w:cs="Times New Roman"/>
-          <w:b/>
-          <w:bCs/>
-          <w:kern w:val="0"/>
-          <w:sz w:val="27"/>
-          <w:szCs w:val="27"/>
-          <w14:ligatures w14:val="none"/>
-        </w:rPr>
-        <w:t xml:space="preserve">- Diagrams  </w:t>
-      </w:r>
-    </w:p>
-    <w:p>
-      <w:pPr>
-        <w:rPr>
-          <w:rFonts w:ascii="Times New Roman" w:eastAsia="Times New Roman" w:hAnsi="Times New Roman" w:cs="Times New Roman"/>
-          <w:b/>
-          <w:bCs/>
-          <w:kern w:val="0"/>
-          <w:sz w:val="27"/>
-          <w:szCs w:val="27"/>
-          <w14:ligatures w14:val="none"/>
-        </w:rPr>
-      </w:pPr>
-      <w:r>
-        <w:rPr>
-          <w:rFonts w:ascii="Times New Roman" w:eastAsia="Times New Roman" w:hAnsi="Times New Roman" w:cs="Times New Roman"/>
-          <w:b/>
-          <w:bCs/>
-          <w:kern w:val="0"/>
-          <w:sz w:val="27"/>
-          <w:szCs w:val="27"/>
-          <w14:ligatures w14:val="none"/>
-        </w:rPr>
-        <w:t xml:space="preserve">- Long-form explanations  </w:t>
-      </w:r>
-    </w:p>
-    <w:p>
-      <w:pPr>
-        <w:rPr>
-          <w:rFonts w:ascii="Times New Roman" w:eastAsia="Times New Roman" w:hAnsi="Times New Roman" w:cs="Times New Roman"/>
-          <w:b/>
-          <w:bCs/>
-          <w:kern w:val="0"/>
-          <w:sz w:val="27"/>
-          <w:szCs w:val="27"/>
-          <w14:ligatures w14:val="none"/>
-        </w:rPr>
-      </w:pPr>
-      <w:r>
-        <w:rPr>
-          <w:rFonts w:ascii="Times New Roman" w:eastAsia="Times New Roman" w:hAnsi="Times New Roman" w:cs="Times New Roman"/>
-          <w:b/>
-          <w:bCs/>
-          <w:kern w:val="0"/>
-          <w:sz w:val="27"/>
-          <w:szCs w:val="27"/>
-          <w14:ligatures w14:val="none"/>
-        </w:rPr>
-        <w:t xml:space="preserve">- Custom layouts via MDX  </w:t>
-      </w:r>
-    </w:p>
-    <w:p>
-      <w:pPr>
-        <w:rPr>
-          <w:rFonts w:ascii="Times New Roman" w:eastAsia="Times New Roman" w:hAnsi="Times New Roman" w:cs="Times New Roman"/>
-          <w:b/>
-          <w:bCs/>
-          <w:kern w:val="0"/>
-          <w:sz w:val="27"/>
-          <w:szCs w:val="27"/>
-          <w14:ligatures w14:val="none"/>
-        </w:rPr>
-      </w:pPr>
-    </w:p>
-    <w:p>
-      <w:pPr>
-        <w:rPr>
-          <w:rFonts w:ascii="Times New Roman" w:eastAsia="Times New Roman" w:hAnsi="Times New Roman" w:cs="Times New Roman"/>
-          <w:b/>
-          <w:bCs/>
-          <w:kern w:val="0"/>
-          <w:sz w:val="27"/>
-          <w:szCs w:val="27"/>
-          <w14:ligatures w14:val="none"/>
-        </w:rPr>
-      </w:pPr>
-      <w:r>
-        <w:rPr>
-          <w:rFonts w:ascii="Times New Roman" w:eastAsia="Times New Roman" w:hAnsi="Times New Roman" w:cs="Times New Roman"/>
-          <w:b/>
-          <w:bCs/>
-          <w:kern w:val="0"/>
-          <w:sz w:val="27"/>
-          <w:szCs w:val="27"/>
-          <w14:ligatures w14:val="none"/>
-        </w:rPr>
-        <w:t>---</w:t>
-      </w:r>
-    </w:p>
-    <w:p>
-      <w:pPr>
-        <w:rPr>
-          <w:rFonts w:ascii="Times New Roman" w:eastAsia="Times New Roman" w:hAnsi="Times New Roman" w:cs="Times New Roman"/>
-          <w:b/>
-          <w:bCs/>
-          <w:kern w:val="0"/>
-          <w:sz w:val="27"/>
-          <w:szCs w:val="27"/>
-          <w14:ligatures w14:val="none"/>
-        </w:rPr>
-      </w:pPr>
-    </w:p>
-    <w:p>
-      <w:pPr>
-        <w:rPr>
-          <w:rFonts w:ascii="Times New Roman" w:eastAsia="Times New Roman" w:hAnsi="Times New Roman" w:cs="Times New Roman"/>
-          <w:b/>
-          <w:bCs/>
-          <w:kern w:val="0"/>
-          <w:sz w:val="27"/>
-          <w:szCs w:val="27"/>
-          <w14:ligatures w14:val="none"/>
-        </w:rPr>
-      </w:pPr>
-      <w:r>
-        <w:rPr>
-          <w:rFonts w:ascii="Times New Roman" w:eastAsia="Times New Roman" w:hAnsi="Times New Roman" w:cs="Times New Roman"/>
-          <w:b/>
-          <w:bCs/>
-          <w:kern w:val="0"/>
-          <w:sz w:val="27"/>
-          <w:szCs w:val="27"/>
-          <w14:ligatures w14:val="none"/>
-        </w:rPr>
-        <w:t>## 3. Rendering &amp; Layout Logic (**CRITICAL**)</w:t>
-      </w:r>
-    </w:p>
-    <w:p>
-      <w:pPr>
-        <w:rPr>
-          <w:rFonts w:ascii="Times New Roman" w:eastAsia="Times New Roman" w:hAnsi="Times New Roman" w:cs="Times New Roman"/>
-          <w:b/>
-          <w:bCs/>
-          <w:kern w:val="0"/>
-          <w:sz w:val="27"/>
-          <w:szCs w:val="27"/>
-          <w14:ligatures w14:val="none"/>
-        </w:rPr>
-      </w:pPr>
-    </w:p>
-    <w:p>
-      <w:pPr>
-        <w:rPr>
-          <w:rFonts w:ascii="Times New Roman" w:eastAsia="Times New Roman" w:hAnsi="Times New Roman" w:cs="Times New Roman"/>
-          <w:b/>
-          <w:bCs/>
-          <w:kern w:val="0"/>
-          <w:sz w:val="27"/>
-          <w:szCs w:val="27"/>
-          <w14:ligatures w14:val="none"/>
-        </w:rPr>
-      </w:pPr>
-      <w:r>
-        <w:rPr>
-          <w:rFonts w:ascii="Times New Roman" w:eastAsia="Times New Roman" w:hAnsi="Times New Roman" w:cs="Times New Roman"/>
-          <w:b/>
-          <w:bCs/>
-          <w:kern w:val="0"/>
-          <w:sz w:val="27"/>
-          <w:szCs w:val="27"/>
-          <w14:ligatures w14:val="none"/>
-        </w:rPr>
-        <w:t>The same content objects must be renderable in **multiple standardized layouts**, including:</w:t>
-      </w:r>
-    </w:p>
-    <w:p>
-      <w:pPr>
-        <w:rPr>
-          <w:rFonts w:ascii="Times New Roman" w:eastAsia="Times New Roman" w:hAnsi="Times New Roman" w:cs="Times New Roman"/>
-          <w:b/>
-          <w:bCs/>
-          <w:kern w:val="0"/>
-          <w:sz w:val="27"/>
-          <w:szCs w:val="27"/>
-          <w14:ligatures w14:val="none"/>
-        </w:rPr>
-      </w:pPr>
-    </w:p>
-    <w:p>
-      <w:pPr>
-        <w:rPr>
-          <w:rFonts w:ascii="Times New Roman" w:eastAsia="Times New Roman" w:hAnsi="Times New Roman" w:cs="Times New Roman"/>
-          <w:b/>
-          <w:bCs/>
-          <w:kern w:val="0"/>
-          <w:sz w:val="27"/>
-          <w:szCs w:val="27"/>
-          <w14:ligatures w14:val="none"/>
-        </w:rPr>
-      </w:pPr>
-      <w:r>
-        <w:rPr>
-          <w:rFonts w:ascii="Times New Roman" w:eastAsia="Times New Roman" w:hAnsi="Times New Roman" w:cs="Times New Roman"/>
-          <w:b/>
-          <w:bCs/>
-          <w:kern w:val="0"/>
-          <w:sz w:val="27"/>
-          <w:szCs w:val="27"/>
-          <w14:ligatures w14:val="none"/>
-        </w:rPr>
-        <w:t>### 1. Rectangular tiles / cards</w:t>
-      </w:r>
-    </w:p>
-    <w:p>
-      <w:pPr>
-        <w:rPr>
-          <w:rFonts w:ascii="Times New Roman" w:eastAsia="Times New Roman" w:hAnsi="Times New Roman" w:cs="Times New Roman"/>
-          <w:b/>
-          <w:bCs/>
-          <w:kern w:val="0"/>
-          <w:sz w:val="27"/>
-          <w:szCs w:val="27"/>
-          <w14:ligatures w14:val="none"/>
-        </w:rPr>
-      </w:pPr>
-      <w:r>
-        <w:rPr>
-          <w:rFonts w:ascii="Times New Roman" w:eastAsia="Times New Roman" w:hAnsi="Times New Roman" w:cs="Times New Roman"/>
-          <w:b/>
-          <w:bCs/>
-          <w:kern w:val="0"/>
-          <w:sz w:val="27"/>
-          <w:szCs w:val="27"/>
-          <w14:ligatures w14:val="none"/>
-        </w:rPr>
-        <w:lastRenderedPageBreak/>
-        <w:t xml:space="preserve">- Fixed aspect ratio preview image  </w:t>
-      </w:r>
-    </w:p>
-    <w:p>
-      <w:pPr>
-        <w:rPr>
-          <w:rFonts w:ascii="Times New Roman" w:eastAsia="Times New Roman" w:hAnsi="Times New Roman" w:cs="Times New Roman"/>
-          <w:b/>
-          <w:bCs/>
-          <w:kern w:val="0"/>
-          <w:sz w:val="27"/>
-          <w:szCs w:val="27"/>
-          <w14:ligatures w14:val="none"/>
-        </w:rPr>
-      </w:pPr>
-      <w:r>
-        <w:rPr>
-          <w:rFonts w:ascii="Times New Roman" w:eastAsia="Times New Roman" w:hAnsi="Times New Roman" w:cs="Times New Roman"/>
-          <w:b/>
-          <w:bCs/>
-          <w:kern w:val="0"/>
-          <w:sz w:val="27"/>
-          <w:szCs w:val="27"/>
-          <w14:ligatures w14:val="none"/>
-        </w:rPr>
-        <w:t xml:space="preserve">- Title + short summary  </w:t>
-      </w:r>
-    </w:p>
-    <w:p>
-      <w:pPr>
-        <w:rPr>
-          <w:rFonts w:ascii="Times New Roman" w:eastAsia="Times New Roman" w:hAnsi="Times New Roman" w:cs="Times New Roman"/>
-          <w:b/>
-          <w:bCs/>
-          <w:kern w:val="0"/>
-          <w:sz w:val="27"/>
-          <w:szCs w:val="27"/>
-          <w14:ligatures w14:val="none"/>
-        </w:rPr>
-      </w:pPr>
-      <w:r>
-        <w:rPr>
-          <w:rFonts w:ascii="Times New Roman" w:eastAsia="Times New Roman" w:hAnsi="Times New Roman" w:cs="Times New Roman"/>
-          <w:b/>
-          <w:bCs/>
-          <w:kern w:val="0"/>
-          <w:sz w:val="27"/>
-          <w:szCs w:val="27"/>
-          <w14:ligatures w14:val="none"/>
-        </w:rPr>
-        <w:t xml:space="preserve">- Hover effects  </w:t>
-      </w:r>
-    </w:p>
-    <w:p>
-      <w:pPr>
-        <w:rPr>
-          <w:rFonts w:ascii="Times New Roman" w:eastAsia="Times New Roman" w:hAnsi="Times New Roman" w:cs="Times New Roman"/>
-          <w:b/>
-          <w:bCs/>
-          <w:kern w:val="0"/>
-          <w:sz w:val="27"/>
-          <w:szCs w:val="27"/>
-          <w14:ligatures w14:val="none"/>
-        </w:rPr>
-      </w:pPr>
-      <w:r>
-        <w:rPr>
-          <w:rFonts w:ascii="Times New Roman" w:eastAsia="Times New Roman" w:hAnsi="Times New Roman" w:cs="Times New Roman"/>
-          <w:b/>
-          <w:bCs/>
-          <w:kern w:val="0"/>
-          <w:sz w:val="27"/>
-          <w:szCs w:val="27"/>
-          <w14:ligatures w14:val="none"/>
-        </w:rPr>
-        <w:t xml:space="preserve">- Used for grids and carousels  </w:t>
-      </w:r>
-    </w:p>
-    <w:p>
-      <w:pPr>
-        <w:rPr>
-          <w:rFonts w:ascii="Times New Roman" w:eastAsia="Times New Roman" w:hAnsi="Times New Roman" w:cs="Times New Roman"/>
-          <w:b/>
-          <w:bCs/>
-          <w:kern w:val="0"/>
-          <w:sz w:val="27"/>
-          <w:szCs w:val="27"/>
-          <w14:ligatures w14:val="none"/>
-        </w:rPr>
-      </w:pPr>
-    </w:p>
-    <w:p>
-      <w:pPr>
-        <w:rPr>
-          <w:rFonts w:ascii="Times New Roman" w:eastAsia="Times New Roman" w:hAnsi="Times New Roman" w:cs="Times New Roman"/>
-          <w:b/>
-          <w:bCs/>
-          <w:kern w:val="0"/>
-          <w:sz w:val="27"/>
-          <w:szCs w:val="27"/>
-          <w14:ligatures w14:val="none"/>
-        </w:rPr>
-      </w:pPr>
-      <w:r>
-        <w:rPr>
-          <w:rFonts w:ascii="Times New Roman" w:eastAsia="Times New Roman" w:hAnsi="Times New Roman" w:cs="Times New Roman"/>
-          <w:b/>
-          <w:bCs/>
-          <w:kern w:val="0"/>
-          <w:sz w:val="27"/>
-          <w:szCs w:val="27"/>
-          <w14:ligatures w14:val="none"/>
-        </w:rPr>
-        <w:t>### 2. Wide / horizontal list items</w:t>
-      </w:r>
-    </w:p>
-    <w:p>
-      <w:pPr>
-        <w:rPr>
-          <w:rFonts w:ascii="Times New Roman" w:eastAsia="Times New Roman" w:hAnsi="Times New Roman" w:cs="Times New Roman"/>
-          <w:b/>
-          <w:bCs/>
-          <w:kern w:val="0"/>
-          <w:sz w:val="27"/>
-          <w:szCs w:val="27"/>
-          <w14:ligatures w14:val="none"/>
-        </w:rPr>
-      </w:pPr>
-      <w:r>
-        <w:rPr>
-          <w:rFonts w:ascii="Times New Roman" w:eastAsia="Times New Roman" w:hAnsi="Times New Roman" w:cs="Times New Roman"/>
-          <w:b/>
-          <w:bCs/>
-          <w:kern w:val="0"/>
-          <w:sz w:val="27"/>
-          <w:szCs w:val="27"/>
-          <w14:ligatures w14:val="none"/>
-        </w:rPr>
-        <w:t xml:space="preserve">- Mainly extend horizontally  </w:t>
-      </w:r>
-    </w:p>
-    <w:p>
-      <w:pPr>
-        <w:rPr>
-          <w:rFonts w:ascii="Times New Roman" w:eastAsia="Times New Roman" w:hAnsi="Times New Roman" w:cs="Times New Roman"/>
-          <w:b/>
-          <w:bCs/>
-          <w:kern w:val="0"/>
-          <w:sz w:val="27"/>
-          <w:szCs w:val="27"/>
-          <w14:ligatures w14:val="none"/>
-        </w:rPr>
-      </w:pPr>
-      <w:r>
-        <w:rPr>
-          <w:rFonts w:ascii="Times New Roman" w:eastAsia="Times New Roman" w:hAnsi="Times New Roman" w:cs="Times New Roman"/>
-          <w:b/>
-          <w:bCs/>
-          <w:kern w:val="0"/>
-          <w:sz w:val="27"/>
-          <w:szCs w:val="27"/>
-          <w14:ligatures w14:val="none"/>
-        </w:rPr>
-        <w:t xml:space="preserve">- Suitable for stacked lists (e.g. publications)  </w:t>
-      </w:r>
-    </w:p>
-    <w:p>
-      <w:pPr>
-        <w:rPr>
-          <w:rFonts w:ascii="Times New Roman" w:eastAsia="Times New Roman" w:hAnsi="Times New Roman" w:cs="Times New Roman"/>
-          <w:b/>
-          <w:bCs/>
-          <w:kern w:val="0"/>
-          <w:sz w:val="27"/>
-          <w:szCs w:val="27"/>
-          <w14:ligatures w14:val="none"/>
-        </w:rPr>
-      </w:pPr>
-      <w:r>
-        <w:rPr>
-          <w:rFonts w:ascii="Times New Roman" w:eastAsia="Times New Roman" w:hAnsi="Times New Roman" w:cs="Times New Roman"/>
-          <w:b/>
-          <w:bCs/>
-          <w:kern w:val="0"/>
-          <w:sz w:val="27"/>
-          <w:szCs w:val="27"/>
-          <w14:ligatures w14:val="none"/>
-        </w:rPr>
-        <w:t xml:space="preserve">- Image optional or smaller  </w:t>
-      </w:r>
-    </w:p>
-    <w:p>
-      <w:pPr>
-        <w:rPr>
-          <w:rFonts w:ascii="Times New Roman" w:eastAsia="Times New Roman" w:hAnsi="Times New Roman" w:cs="Times New Roman"/>
-          <w:b/>
-          <w:bCs/>
-          <w:kern w:val="0"/>
-          <w:sz w:val="27"/>
-          <w:szCs w:val="27"/>
-          <w14:ligatures w14:val="none"/>
-        </w:rPr>
-      </w:pPr>
-      <w:r>
-        <w:rPr>
-          <w:rFonts w:ascii="Times New Roman" w:eastAsia="Times New Roman" w:hAnsi="Times New Roman" w:cs="Times New Roman"/>
-          <w:b/>
-          <w:bCs/>
-          <w:kern w:val="0"/>
-          <w:sz w:val="27"/>
-          <w:szCs w:val="27"/>
-          <w14:ligatures w14:val="none"/>
-        </w:rPr>
-        <w:t xml:space="preserve">- Flexible number of items per row  </w:t>
-      </w:r>
-    </w:p>
-    <w:p>
-      <w:pPr>
-        <w:rPr>
-          <w:rFonts w:ascii="Times New Roman" w:eastAsia="Times New Roman" w:hAnsi="Times New Roman" w:cs="Times New Roman"/>
-          <w:b/>
-          <w:bCs/>
-          <w:kern w:val="0"/>
-          <w:sz w:val="27"/>
-          <w:szCs w:val="27"/>
-          <w14:ligatures w14:val="none"/>
-        </w:rPr>
-      </w:pPr>
-    </w:p>
-    <w:p>
-      <w:pPr>
-        <w:rPr>
-          <w:rFonts w:ascii="Times New Roman" w:eastAsia="Times New Roman" w:hAnsi="Times New Roman" w:cs="Times New Roman"/>
-          <w:b/>
-          <w:bCs/>
-          <w:kern w:val="0"/>
-          <w:sz w:val="27"/>
-          <w:szCs w:val="27"/>
-          <w14:ligatures w14:val="none"/>
-        </w:rPr>
-      </w:pPr>
-      <w:r>
-        <w:rPr>
-          <w:rFonts w:ascii="Times New Roman" w:eastAsia="Times New Roman" w:hAnsi="Times New Roman" w:cs="Times New Roman"/>
-          <w:b/>
-          <w:bCs/>
-          <w:kern w:val="0"/>
-          <w:sz w:val="27"/>
-          <w:szCs w:val="27"/>
-          <w14:ligatures w14:val="none"/>
-        </w:rPr>
-        <w:t xml:space="preserve">**Layout choice is a view concern, not a content concern.**  </w:t>
-      </w:r>
-    </w:p>
-    <w:p>
-      <w:pPr>
-        <w:rPr>
-          <w:rFonts w:ascii="Times New Roman" w:eastAsia="Times New Roman" w:hAnsi="Times New Roman" w:cs="Times New Roman"/>
-          <w:b/>
-          <w:bCs/>
-          <w:kern w:val="0"/>
-          <w:sz w:val="27"/>
-          <w:szCs w:val="27"/>
-          <w14:ligatures w14:val="none"/>
-        </w:rPr>
-      </w:pPr>
-      <w:r>
-        <w:rPr>
-          <w:rFonts w:ascii="Times New Roman" w:eastAsia="Times New Roman" w:hAnsi="Times New Roman" w:cs="Times New Roman"/>
-          <w:b/>
-          <w:bCs/>
-          <w:kern w:val="0"/>
-          <w:sz w:val="27"/>
-          <w:szCs w:val="27"/>
-          <w14:ligatures w14:val="none"/>
-        </w:rPr>
-        <w:t>Use reusable components that accept **content objects + layout mode**.</w:t>
-      </w:r>
-    </w:p>
-    <w:p>
-      <w:pPr>
-        <w:rPr>
-          <w:rFonts w:ascii="Times New Roman" w:eastAsia="Times New Roman" w:hAnsi="Times New Roman" w:cs="Times New Roman"/>
-          <w:b/>
-          <w:bCs/>
-          <w:kern w:val="0"/>
-          <w:sz w:val="27"/>
-          <w:szCs w:val="27"/>
-          <w14:ligatures w14:val="none"/>
-        </w:rPr>
-      </w:pPr>
-    </w:p>
-    <w:p>
-      <w:pPr>
-        <w:rPr>
-          <w:rFonts w:ascii="Times New Roman" w:eastAsia="Times New Roman" w:hAnsi="Times New Roman" w:cs="Times New Roman"/>
-          <w:b/>
-          <w:bCs/>
-          <w:kern w:val="0"/>
-          <w:sz w:val="27"/>
-          <w:szCs w:val="27"/>
-          <w14:ligatures w14:val="none"/>
-        </w:rPr>
-      </w:pPr>
-      <w:r>
-        <w:rPr>
-          <w:rFonts w:ascii="Times New Roman" w:eastAsia="Times New Roman" w:hAnsi="Times New Roman" w:cs="Times New Roman"/>
-          <w:b/>
-          <w:bCs/>
-          <w:kern w:val="0"/>
-          <w:sz w:val="27"/>
-          <w:szCs w:val="27"/>
-          <w14:ligatures w14:val="none"/>
-        </w:rPr>
-        <w:t>---</w:t>
-      </w:r>
-    </w:p>
-    <w:p>
-      <w:pPr>
-        <w:rPr>
-          <w:rFonts w:ascii="Times New Roman" w:eastAsia="Times New Roman" w:hAnsi="Times New Roman" w:cs="Times New Roman"/>
-          <w:b/>
-          <w:bCs/>
-          <w:kern w:val="0"/>
-          <w:sz w:val="27"/>
-          <w:szCs w:val="27"/>
-          <w14:ligatures w14:val="none"/>
-        </w:rPr>
-      </w:pPr>
-    </w:p>
-    <w:p>
-      <w:pPr>
-        <w:rPr>
-          <w:rFonts w:ascii="Times New Roman" w:eastAsia="Times New Roman" w:hAnsi="Times New Roman" w:cs="Times New Roman"/>
-          <w:b/>
-          <w:bCs/>
-          <w:kern w:val="0"/>
-          <w:sz w:val="27"/>
-          <w:szCs w:val="27"/>
-          <w14:ligatures w14:val="none"/>
-        </w:rPr>
-      </w:pPr>
-      <w:r>
-        <w:rPr>
-          <w:rFonts w:ascii="Times New Roman" w:eastAsia="Times New Roman" w:hAnsi="Times New Roman" w:cs="Times New Roman"/>
-          <w:b/>
-          <w:bCs/>
-          <w:kern w:val="0"/>
-          <w:sz w:val="27"/>
-          <w:szCs w:val="27"/>
-          <w14:ligatures w14:val="none"/>
-        </w:rPr>
-        <w:t>## 4. Page Structure &amp; Navigation</w:t>
-      </w:r>
-    </w:p>
-    <w:p>
-      <w:pPr>
-        <w:rPr>
-          <w:rFonts w:ascii="Times New Roman" w:eastAsia="Times New Roman" w:hAnsi="Times New Roman" w:cs="Times New Roman"/>
-          <w:b/>
-          <w:bCs/>
-          <w:kern w:val="0"/>
-          <w:sz w:val="27"/>
-          <w:szCs w:val="27"/>
-          <w14:ligatures w14:val="none"/>
-        </w:rPr>
-      </w:pPr>
-    </w:p>
-    <w:p>
-      <w:pPr>
-        <w:rPr>
-          <w:rFonts w:ascii="Times New Roman" w:eastAsia="Times New Roman" w:hAnsi="Times New Roman" w:cs="Times New Roman"/>
-          <w:b/>
-          <w:bCs/>
-          <w:kern w:val="0"/>
-          <w:sz w:val="27"/>
-          <w:szCs w:val="27"/>
-          <w14:ligatures w14:val="none"/>
-        </w:rPr>
-      </w:pPr>
-      <w:r>
-        <w:rPr>
-          <w:rFonts w:ascii="Times New Roman" w:eastAsia="Times New Roman" w:hAnsi="Times New Roman" w:cs="Times New Roman"/>
-          <w:b/>
-          <w:bCs/>
-          <w:kern w:val="0"/>
-          <w:sz w:val="27"/>
-          <w:szCs w:val="27"/>
-          <w14:ligatures w14:val="none"/>
-        </w:rPr>
-        <w:t>### Global</w:t>
-      </w:r>
-    </w:p>
-    <w:p>
-      <w:pPr>
-        <w:rPr>
-          <w:rFonts w:ascii="Times New Roman" w:eastAsia="Times New Roman" w:hAnsi="Times New Roman" w:cs="Times New Roman"/>
-          <w:b/>
-          <w:bCs/>
-          <w:kern w:val="0"/>
-          <w:sz w:val="27"/>
-          <w:szCs w:val="27"/>
-          <w14:ligatures w14:val="none"/>
-        </w:rPr>
-      </w:pPr>
-      <w:r>
-        <w:rPr>
-          <w:rFonts w:ascii="Times New Roman" w:eastAsia="Times New Roman" w:hAnsi="Times New Roman" w:cs="Times New Roman"/>
-          <w:b/>
-          <w:bCs/>
-          <w:kern w:val="0"/>
-          <w:sz w:val="27"/>
-          <w:szCs w:val="27"/>
-          <w14:ligatures w14:val="none"/>
-        </w:rPr>
-        <w:t>- Top navbar with icons:</w:t>
-      </w:r>
-    </w:p>
-    <w:p>
-      <w:pPr>
-        <w:rPr>
-          <w:rFonts w:ascii="Times New Roman" w:eastAsia="Times New Roman" w:hAnsi="Times New Roman" w:cs="Times New Roman"/>
-          <w:b/>
-          <w:bCs/>
-          <w:kern w:val="0"/>
-          <w:sz w:val="27"/>
-          <w:szCs w:val="27"/>
-          <w14:ligatures w14:val="none"/>
-        </w:rPr>
-      </w:pPr>
-      <w:r>
-        <w:rPr>
-          <w:rFonts w:ascii="Times New Roman" w:eastAsia="Times New Roman" w:hAnsi="Times New Roman" w:cs="Times New Roman"/>
-          <w:b/>
-          <w:bCs/>
-          <w:kern w:val="0"/>
-          <w:sz w:val="27"/>
-          <w:szCs w:val="27"/>
-          <w14:ligatures w14:val="none"/>
-        </w:rPr>
-        <w:t xml:space="preserve">  1. Home (icon only)  </w:t>
-      </w:r>
-    </w:p>
-    <w:p>
-      <w:pPr>
-        <w:rPr>
-          <w:rFonts w:ascii="Times New Roman" w:eastAsia="Times New Roman" w:hAnsi="Times New Roman" w:cs="Times New Roman"/>
-          <w:b/>
-          <w:bCs/>
-          <w:kern w:val="0"/>
-          <w:sz w:val="27"/>
-          <w:szCs w:val="27"/>
-          <w14:ligatures w14:val="none"/>
-        </w:rPr>
-      </w:pPr>
-      <w:r>
-        <w:rPr>
-          <w:rFonts w:ascii="Times New Roman" w:eastAsia="Times New Roman" w:hAnsi="Times New Roman" w:cs="Times New Roman"/>
-          <w:b/>
-          <w:bCs/>
-          <w:kern w:val="0"/>
-          <w:sz w:val="27"/>
-          <w:szCs w:val="27"/>
-          <w14:ligatures w14:val="none"/>
-        </w:rPr>
-        <w:t xml:space="preserve">  2. Research  </w:t>
-      </w:r>
-    </w:p>
-    <w:p>
-      <w:pPr>
-        <w:rPr>
-          <w:rFonts w:ascii="Times New Roman" w:eastAsia="Times New Roman" w:hAnsi="Times New Roman" w:cs="Times New Roman"/>
-          <w:b/>
-          <w:bCs/>
-          <w:kern w:val="0"/>
-          <w:sz w:val="27"/>
-          <w:szCs w:val="27"/>
-          <w14:ligatures w14:val="none"/>
-        </w:rPr>
-      </w:pPr>
-      <w:r>
-        <w:rPr>
-          <w:rFonts w:ascii="Times New Roman" w:eastAsia="Times New Roman" w:hAnsi="Times New Roman" w:cs="Times New Roman"/>
-          <w:b/>
-          <w:bCs/>
-          <w:kern w:val="0"/>
-          <w:sz w:val="27"/>
-          <w:szCs w:val="27"/>
-          <w14:ligatures w14:val="none"/>
-        </w:rPr>
-        <w:t xml:space="preserve">  3. Data  </w:t>
-      </w:r>
-    </w:p>
-    <w:p>
-      <w:pPr>
-        <w:rPr>
-          <w:rFonts w:ascii="Times New Roman" w:eastAsia="Times New Roman" w:hAnsi="Times New Roman" w:cs="Times New Roman"/>
-          <w:b/>
-          <w:bCs/>
-          <w:kern w:val="0"/>
-          <w:sz w:val="27"/>
-          <w:szCs w:val="27"/>
-          <w14:ligatures w14:val="none"/>
-        </w:rPr>
-      </w:pPr>
-      <w:r>
-        <w:rPr>
-          <w:rFonts w:ascii="Times New Roman" w:eastAsia="Times New Roman" w:hAnsi="Times New Roman" w:cs="Times New Roman"/>
-          <w:b/>
-          <w:bCs/>
-          <w:kern w:val="0"/>
-          <w:sz w:val="27"/>
-          <w:szCs w:val="27"/>
-          <w14:ligatures w14:val="none"/>
-        </w:rPr>
-        <w:t xml:space="preserve">  4. Consulting  </w:t>
-      </w:r>
-    </w:p>
-    <w:p>
-      <w:pPr>
-        <w:rPr>
-          <w:rFonts w:ascii="Times New Roman" w:eastAsia="Times New Roman" w:hAnsi="Times New Roman" w:cs="Times New Roman"/>
-          <w:b/>
-          <w:bCs/>
-          <w:kern w:val="0"/>
-          <w:sz w:val="27"/>
-          <w:szCs w:val="27"/>
-          <w14:ligatures w14:val="none"/>
-        </w:rPr>
-      </w:pPr>
-      <w:r>
-        <w:rPr>
-          <w:rFonts w:ascii="Times New Roman" w:eastAsia="Times New Roman" w:hAnsi="Times New Roman" w:cs="Times New Roman"/>
-          <w:b/>
-          <w:bCs/>
-          <w:kern w:val="0"/>
-          <w:sz w:val="27"/>
-          <w:szCs w:val="27"/>
-          <w14:ligatures w14:val="none"/>
-        </w:rPr>
-        <w:t xml:space="preserve">  5. Tools  </w:t>
-      </w:r>
-    </w:p>
-    <w:p>
-      <w:pPr>
-        <w:rPr>
-          <w:rFonts w:ascii="Times New Roman" w:eastAsia="Times New Roman" w:hAnsi="Times New Roman" w:cs="Times New Roman"/>
-          <w:b/>
-          <w:bCs/>
-          <w:kern w:val="0"/>
-          <w:sz w:val="27"/>
-          <w:szCs w:val="27"/>
-          <w14:ligatures w14:val="none"/>
-        </w:rPr>
-      </w:pPr>
-      <w:r>
-        <w:rPr>
-          <w:rFonts w:ascii="Times New Roman" w:eastAsia="Times New Roman" w:hAnsi="Times New Roman" w:cs="Times New Roman"/>
-          <w:b/>
-          <w:bCs/>
-          <w:kern w:val="0"/>
-          <w:sz w:val="27"/>
-          <w:szCs w:val="27"/>
-          <w14:ligatures w14:val="none"/>
-        </w:rPr>
-        <w:t xml:space="preserve">  6. Public Engagement  </w:t>
-      </w:r>
-    </w:p>
-    <w:p>
-      <w:pPr>
-        <w:rPr>
-          <w:rFonts w:ascii="Times New Roman" w:eastAsia="Times New Roman" w:hAnsi="Times New Roman" w:cs="Times New Roman"/>
-          <w:b/>
-          <w:bCs/>
-          <w:kern w:val="0"/>
-          <w:sz w:val="27"/>
-          <w:szCs w:val="27"/>
-          <w14:ligatures w14:val="none"/>
-        </w:rPr>
-      </w:pPr>
-      <w:r>
-        <w:rPr>
-          <w:rFonts w:ascii="Times New Roman" w:eastAsia="Times New Roman" w:hAnsi="Times New Roman" w:cs="Times New Roman"/>
-          <w:b/>
-          <w:bCs/>
-          <w:kern w:val="0"/>
-          <w:sz w:val="27"/>
-          <w:szCs w:val="27"/>
-          <w14:ligatures w14:val="none"/>
-        </w:rPr>
-        <w:t xml:space="preserve">  7. Contact (icon only)  </w:t>
-      </w:r>
-    </w:p>
-    <w:p>
-      <w:pPr>
-        <w:rPr>
-          <w:rFonts w:ascii="Times New Roman" w:eastAsia="Times New Roman" w:hAnsi="Times New Roman" w:cs="Times New Roman"/>
-          <w:b/>
-          <w:bCs/>
-          <w:kern w:val="0"/>
-          <w:sz w:val="27"/>
-          <w:szCs w:val="27"/>
-          <w14:ligatures w14:val="none"/>
-        </w:rPr>
-      </w:pPr>
-    </w:p>
-    <w:p>
-      <w:pPr>
-        <w:rPr>
-          <w:rFonts w:ascii="Times New Roman" w:eastAsia="Times New Roman" w:hAnsi="Times New Roman" w:cs="Times New Roman"/>
-          <w:b/>
-          <w:bCs/>
-          <w:kern w:val="0"/>
-          <w:sz w:val="27"/>
-          <w:szCs w:val="27"/>
-          <w14:ligatures w14:val="none"/>
-        </w:rPr>
-      </w:pPr>
-      <w:r>
-        <w:rPr>
-          <w:rFonts w:ascii="Times New Roman" w:eastAsia="Times New Roman" w:hAnsi="Times New Roman" w:cs="Times New Roman"/>
-          <w:b/>
-          <w:bCs/>
-          <w:kern w:val="0"/>
-          <w:sz w:val="27"/>
-          <w:szCs w:val="27"/>
-          <w14:ligatures w14:val="none"/>
-        </w:rPr>
-        <w:t>---</w:t>
-      </w:r>
-    </w:p>
-    <w:p>
-      <w:pPr>
-        <w:rPr>
-          <w:rFonts w:ascii="Times New Roman" w:eastAsia="Times New Roman" w:hAnsi="Times New Roman" w:cs="Times New Roman"/>
-          <w:b/>
-          <w:bCs/>
-          <w:kern w:val="0"/>
-          <w:sz w:val="27"/>
-          <w:szCs w:val="27"/>
-          <w14:ligatures w14:val="none"/>
-        </w:rPr>
-      </w:pPr>
-    </w:p>
-    <w:p>
-      <w:pPr>
-        <w:rPr>
-          <w:rFonts w:ascii="Times New Roman" w:eastAsia="Times New Roman" w:hAnsi="Times New Roman" w:cs="Times New Roman"/>
-          <w:b/>
-          <w:bCs/>
-          <w:kern w:val="0"/>
-          <w:sz w:val="27"/>
-          <w:szCs w:val="27"/>
-          <w14:ligatures w14:val="none"/>
-        </w:rPr>
-      </w:pPr>
-      <w:r>
-        <w:rPr>
-          <w:rFonts w:ascii="Times New Roman" w:eastAsia="Times New Roman" w:hAnsi="Times New Roman" w:cs="Times New Roman"/>
-          <w:b/>
-          <w:bCs/>
-          <w:kern w:val="0"/>
-          <w:sz w:val="27"/>
-          <w:szCs w:val="27"/>
-          <w14:ligatures w14:val="none"/>
-        </w:rPr>
-        <w:t>### 4.1 Landing / Index Page</w:t>
-      </w:r>
-    </w:p>
-    <w:p>
-      <w:pPr>
-        <w:rPr>
-          <w:rFonts w:ascii="Times New Roman" w:eastAsia="Times New Roman" w:hAnsi="Times New Roman" w:cs="Times New Roman"/>
-          <w:b/>
-          <w:bCs/>
-          <w:kern w:val="0"/>
-          <w:sz w:val="27"/>
-          <w:szCs w:val="27"/>
-          <w14:ligatures w14:val="none"/>
-        </w:rPr>
-      </w:pPr>
-      <w:r>
-        <w:rPr>
-          <w:rFonts w:ascii="Times New Roman" w:eastAsia="Times New Roman" w:hAnsi="Times New Roman" w:cs="Times New Roman"/>
-          <w:b/>
-          <w:bCs/>
-          <w:kern w:val="0"/>
-          <w:sz w:val="27"/>
-          <w:szCs w:val="27"/>
-          <w14:ligatures w14:val="none"/>
-        </w:rPr>
-        <w:t xml:space="preserve">- For a rough sketch I attempted myself see this project for inspiration:  </w:t>
-      </w:r>
-    </w:p>
-    <w:p>
-      <w:pPr>
-        <w:rPr>
-          <w:rFonts w:ascii="Times New Roman" w:eastAsia="Times New Roman" w:hAnsi="Times New Roman" w:cs="Times New Roman"/>
-          <w:b/>
-          <w:bCs/>
-          <w:kern w:val="0"/>
-          <w:sz w:val="27"/>
-          <w:szCs w:val="27"/>
-          <w14:ligatures w14:val="none"/>
-        </w:rPr>
-      </w:pPr>
-      <w:r>
-        <w:rPr>
-          <w:rFonts w:ascii="Times New Roman" w:eastAsia="Times New Roman" w:hAnsi="Times New Roman" w:cs="Times New Roman"/>
-          <w:b/>
-          <w:bCs/>
-          <w:kern w:val="0"/>
-          <w:sz w:val="27"/>
-          <w:szCs w:val="27"/>
-          <w14:ligatures w14:val="none"/>
-        </w:rPr>
-        <w:t xml:space="preserve">  `/Users/andreasjuon/Documents/PhD/Kurse/Odin/projects/03_advanced_html_css/advancedHtmlWP`</w:t>
-      </w:r>
-    </w:p>
-    <w:p>
-      <w:pPr>
-        <w:rPr>
-          <w:rFonts w:ascii="Times New Roman" w:eastAsia="Times New Roman" w:hAnsi="Times New Roman" w:cs="Times New Roman"/>
-          <w:b/>
-          <w:bCs/>
-          <w:kern w:val="0"/>
-          <w:sz w:val="27"/>
-          <w:szCs w:val="27"/>
-          <w14:ligatures w14:val="none"/>
-        </w:rPr>
-      </w:pPr>
-      <w:r>
-        <w:rPr>
-          <w:rFonts w:ascii="Times New Roman" w:eastAsia="Times New Roman" w:hAnsi="Times New Roman" w:cs="Times New Roman"/>
-          <w:b/>
-          <w:bCs/>
-          <w:kern w:val="0"/>
-          <w:sz w:val="27"/>
-          <w:szCs w:val="27"/>
-          <w14:ligatures w14:val="none"/>
-        </w:rPr>
-        <w:t xml:space="preserve">- About-me block with portrait + short positioning text  </w:t>
-      </w:r>
-    </w:p>
-    <w:p>
-      <w:pPr>
-        <w:rPr>
-          <w:rFonts w:ascii="Times New Roman" w:eastAsia="Times New Roman" w:hAnsi="Times New Roman" w:cs="Times New Roman"/>
-          <w:b/>
-          <w:bCs/>
-          <w:kern w:val="0"/>
-          <w:sz w:val="27"/>
-          <w:szCs w:val="27"/>
-          <w14:ligatures w14:val="none"/>
-        </w:rPr>
-      </w:pPr>
-      <w:r>
-        <w:rPr>
-          <w:rFonts w:ascii="Times New Roman" w:eastAsia="Times New Roman" w:hAnsi="Times New Roman" w:cs="Times New Roman"/>
-          <w:b/>
-          <w:bCs/>
-          <w:kern w:val="0"/>
-          <w:sz w:val="27"/>
-          <w:szCs w:val="27"/>
-          <w14:ligatures w14:val="none"/>
-        </w:rPr>
-        <w:t xml:space="preserve">  (“Academic researcher | Data scientist | Advisory services”)</w:t>
-      </w:r>
-    </w:p>
-    <w:p>
-      <w:pPr>
-        <w:rPr>
-          <w:rFonts w:ascii="Times New Roman" w:eastAsia="Times New Roman" w:hAnsi="Times New Roman" w:cs="Times New Roman"/>
-          <w:b/>
-          <w:bCs/>
-          <w:kern w:val="0"/>
-          <w:sz w:val="27"/>
-          <w:szCs w:val="27"/>
-          <w14:ligatures w14:val="none"/>
-        </w:rPr>
-      </w:pPr>
-      <w:r>
-        <w:rPr>
-          <w:rFonts w:ascii="Times New Roman" w:eastAsia="Times New Roman" w:hAnsi="Times New Roman" w:cs="Times New Roman"/>
-          <w:b/>
-          <w:bCs/>
-          <w:kern w:val="0"/>
-          <w:sz w:val="27"/>
-          <w:szCs w:val="27"/>
-          <w14:ligatures w14:val="none"/>
-        </w:rPr>
-        <w:t>- Portfolio carousel:</w:t>
-      </w:r>
-    </w:p>
-    <w:p>
-      <w:pPr>
-        <w:rPr>
-          <w:rFonts w:ascii="Times New Roman" w:eastAsia="Times New Roman" w:hAnsi="Times New Roman" w:cs="Times New Roman"/>
-          <w:b/>
-          <w:bCs/>
-          <w:kern w:val="0"/>
-          <w:sz w:val="27"/>
-          <w:szCs w:val="27"/>
-          <w14:ligatures w14:val="none"/>
-        </w:rPr>
-      </w:pPr>
-      <w:r>
-        <w:rPr>
-          <w:rFonts w:ascii="Times New Roman" w:eastAsia="Times New Roman" w:hAnsi="Times New Roman" w:cs="Times New Roman"/>
-          <w:b/>
-          <w:bCs/>
-          <w:kern w:val="0"/>
-          <w:sz w:val="27"/>
-          <w:szCs w:val="27"/>
-          <w14:ligatures w14:val="none"/>
-        </w:rPr>
-        <w:t xml:space="preserve">  - Shows standardized tiles  </w:t>
-      </w:r>
-    </w:p>
-    <w:p>
-      <w:pPr>
-        <w:rPr>
-          <w:rFonts w:ascii="Times New Roman" w:eastAsia="Times New Roman" w:hAnsi="Times New Roman" w:cs="Times New Roman"/>
-          <w:b/>
-          <w:bCs/>
-          <w:kern w:val="0"/>
-          <w:sz w:val="27"/>
-          <w:szCs w:val="27"/>
-          <w14:ligatures w14:val="none"/>
-        </w:rPr>
-      </w:pPr>
-      <w:r>
-        <w:rPr>
-          <w:rFonts w:ascii="Times New Roman" w:eastAsia="Times New Roman" w:hAnsi="Times New Roman" w:cs="Times New Roman"/>
-          <w:b/>
-          <w:bCs/>
-          <w:kern w:val="0"/>
-          <w:sz w:val="27"/>
-          <w:szCs w:val="27"/>
-          <w14:ligatures w14:val="none"/>
-        </w:rPr>
-        <w:t xml:space="preserve">  - Up to 3 items visible at once  </w:t>
-      </w:r>
-    </w:p>
-    <w:p>
-      <w:pPr>
-        <w:rPr>
-          <w:rFonts w:ascii="Times New Roman" w:eastAsia="Times New Roman" w:hAnsi="Times New Roman" w:cs="Times New Roman"/>
-          <w:b/>
-          <w:bCs/>
-          <w:kern w:val="0"/>
-          <w:sz w:val="27"/>
-          <w:szCs w:val="27"/>
-          <w14:ligatures w14:val="none"/>
-        </w:rPr>
-      </w:pPr>
-      <w:r>
-        <w:rPr>
-          <w:rFonts w:ascii="Times New Roman" w:eastAsia="Times New Roman" w:hAnsi="Times New Roman" w:cs="Times New Roman"/>
-          <w:b/>
-          <w:bCs/>
-          <w:kern w:val="0"/>
-          <w:sz w:val="27"/>
-          <w:szCs w:val="27"/>
-          <w14:ligatures w14:val="none"/>
-        </w:rPr>
-        <w:t xml:space="preserve">  - Supports multiple content types  </w:t>
-      </w:r>
-    </w:p>
-    <w:p>
-      <w:pPr>
-        <w:rPr>
-          <w:rFonts w:ascii="Times New Roman" w:eastAsia="Times New Roman" w:hAnsi="Times New Roman" w:cs="Times New Roman"/>
-          <w:b/>
-          <w:bCs/>
-          <w:kern w:val="0"/>
-          <w:sz w:val="27"/>
-          <w:szCs w:val="27"/>
-          <w14:ligatures w14:val="none"/>
-        </w:rPr>
-      </w:pPr>
-      <w:r>
-        <w:rPr>
-          <w:rFonts w:ascii="Times New Roman" w:eastAsia="Times New Roman" w:hAnsi="Times New Roman" w:cs="Times New Roman"/>
-          <w:b/>
-          <w:bCs/>
-          <w:kern w:val="0"/>
-          <w:sz w:val="27"/>
-          <w:szCs w:val="27"/>
-          <w14:ligatures w14:val="none"/>
-        </w:rPr>
-        <w:t xml:space="preserve">  - Subtle color-coding by type  </w:t>
-      </w:r>
-    </w:p>
-    <w:p>
-      <w:pPr>
-        <w:rPr>
-          <w:rFonts w:ascii="Times New Roman" w:eastAsia="Times New Roman" w:hAnsi="Times New Roman" w:cs="Times New Roman"/>
-          <w:b/>
-          <w:bCs/>
-          <w:kern w:val="0"/>
-          <w:sz w:val="27"/>
-          <w:szCs w:val="27"/>
-          <w14:ligatures w14:val="none"/>
-        </w:rPr>
-      </w:pPr>
-      <w:r>
-        <w:rPr>
-          <w:rFonts w:ascii="Times New Roman" w:eastAsia="Times New Roman" w:hAnsi="Times New Roman" w:cs="Times New Roman"/>
-          <w:b/>
-          <w:bCs/>
-          <w:kern w:val="0"/>
-          <w:sz w:val="27"/>
-          <w:szCs w:val="27"/>
-          <w14:ligatures w14:val="none"/>
-        </w:rPr>
-        <w:t>- Right-side narrow column:</w:t>
-      </w:r>
-    </w:p>
-    <w:p>
-      <w:pPr>
-        <w:rPr>
-          <w:rFonts w:ascii="Times New Roman" w:eastAsia="Times New Roman" w:hAnsi="Times New Roman" w:cs="Times New Roman"/>
-          <w:b/>
-          <w:bCs/>
-          <w:kern w:val="0"/>
-          <w:sz w:val="27"/>
-          <w:szCs w:val="27"/>
-          <w14:ligatures w14:val="none"/>
-        </w:rPr>
-      </w:pPr>
-      <w:r>
-        <w:rPr>
-          <w:rFonts w:ascii="Times New Roman" w:eastAsia="Times New Roman" w:hAnsi="Times New Roman" w:cs="Times New Roman"/>
-          <w:b/>
-          <w:bCs/>
-          <w:kern w:val="0"/>
-          <w:sz w:val="27"/>
-          <w:szCs w:val="27"/>
-          <w14:ligatures w14:val="none"/>
-        </w:rPr>
-        <w:t xml:space="preserve">  - Recent blog/news titles (optional)  </w:t>
-      </w:r>
-    </w:p>
-    <w:p>
-      <w:pPr>
-        <w:rPr>
-          <w:rFonts w:ascii="Times New Roman" w:eastAsia="Times New Roman" w:hAnsi="Times New Roman" w:cs="Times New Roman"/>
-          <w:b/>
-          <w:bCs/>
-          <w:kern w:val="0"/>
-          <w:sz w:val="27"/>
-          <w:szCs w:val="27"/>
-          <w14:ligatures w14:val="none"/>
-        </w:rPr>
-      </w:pPr>
-      <w:r>
-        <w:rPr>
-          <w:rFonts w:ascii="Times New Roman" w:eastAsia="Times New Roman" w:hAnsi="Times New Roman" w:cs="Times New Roman"/>
-          <w:b/>
-          <w:bCs/>
-          <w:kern w:val="0"/>
-          <w:sz w:val="27"/>
-          <w:szCs w:val="27"/>
-          <w14:ligatures w14:val="none"/>
-        </w:rPr>
-        <w:t>- Bottom:</w:t>
-      </w:r>
-    </w:p>
-    <w:p>
-      <w:pPr>
-        <w:rPr>
-          <w:rFonts w:ascii="Times New Roman" w:eastAsia="Times New Roman" w:hAnsi="Times New Roman" w:cs="Times New Roman"/>
-          <w:b/>
-          <w:bCs/>
-          <w:kern w:val="0"/>
-          <w:sz w:val="27"/>
-          <w:szCs w:val="27"/>
-          <w14:ligatures w14:val="none"/>
-        </w:rPr>
-      </w:pPr>
-      <w:r>
-        <w:rPr>
-          <w:rFonts w:ascii="Times New Roman" w:eastAsia="Times New Roman" w:hAnsi="Times New Roman" w:cs="Times New Roman"/>
-          <w:b/>
-          <w:bCs/>
-          <w:kern w:val="0"/>
-          <w:sz w:val="27"/>
-          <w:szCs w:val="27"/>
-          <w14:ligatures w14:val="none"/>
-        </w:rPr>
-        <w:t xml:space="preserve">  - Social links (GitHub, Google Scholar, Twitter)  </w:t>
-      </w:r>
-    </w:p>
-    <w:p>
-      <w:pPr>
-        <w:rPr>
-          <w:rFonts w:ascii="Times New Roman" w:eastAsia="Times New Roman" w:hAnsi="Times New Roman" w:cs="Times New Roman"/>
-          <w:b/>
-          <w:bCs/>
-          <w:kern w:val="0"/>
-          <w:sz w:val="27"/>
-          <w:szCs w:val="27"/>
-          <w14:ligatures w14:val="none"/>
-        </w:rPr>
-      </w:pPr>
-      <w:r>
-        <w:rPr>
-          <w:rFonts w:ascii="Times New Roman" w:eastAsia="Times New Roman" w:hAnsi="Times New Roman" w:cs="Times New Roman"/>
-          <w:b/>
-          <w:bCs/>
-          <w:kern w:val="0"/>
-          <w:sz w:val="27"/>
-          <w:szCs w:val="27"/>
-          <w14:ligatures w14:val="none"/>
-        </w:rPr>
-        <w:t xml:space="preserve">  - Contact info  </w:t>
-      </w:r>
-    </w:p>
-    <w:p>
-      <w:pPr>
-        <w:rPr>
-          <w:rFonts w:ascii="Times New Roman" w:eastAsia="Times New Roman" w:hAnsi="Times New Roman" w:cs="Times New Roman"/>
-          <w:b/>
-          <w:bCs/>
-          <w:kern w:val="0"/>
-          <w:sz w:val="27"/>
-          <w:szCs w:val="27"/>
-          <w14:ligatures w14:val="none"/>
-        </w:rPr>
-      </w:pPr>
-      <w:r>
-        <w:rPr>
-          <w:rFonts w:ascii="Times New Roman" w:eastAsia="Times New Roman" w:hAnsi="Times New Roman" w:cs="Times New Roman"/>
-          <w:b/>
-          <w:bCs/>
-          <w:kern w:val="0"/>
-          <w:sz w:val="27"/>
-          <w:szCs w:val="27"/>
-          <w14:ligatures w14:val="none"/>
-        </w:rPr>
-        <w:t xml:space="preserve">- Above-the-fold CTA for consulting/contact  </w:t>
-      </w:r>
-    </w:p>
-    <w:p>
-      <w:pPr>
-        <w:rPr>
-          <w:rFonts w:ascii="Times New Roman" w:eastAsia="Times New Roman" w:hAnsi="Times New Roman" w:cs="Times New Roman"/>
-          <w:b/>
-          <w:bCs/>
-          <w:kern w:val="0"/>
-          <w:sz w:val="27"/>
-          <w:szCs w:val="27"/>
-          <w14:ligatures w14:val="none"/>
-        </w:rPr>
-      </w:pPr>
-    </w:p>
-    <w:p>
-      <w:pPr>
-        <w:rPr>
-          <w:rFonts w:ascii="Times New Roman" w:eastAsia="Times New Roman" w:hAnsi="Times New Roman" w:cs="Times New Roman"/>
-          <w:b/>
-          <w:bCs/>
-          <w:kern w:val="0"/>
-          <w:sz w:val="27"/>
-          <w:szCs w:val="27"/>
-          <w14:ligatures w14:val="none"/>
-        </w:rPr>
-      </w:pPr>
-      <w:r>
-        <w:rPr>
-          <w:rFonts w:ascii="Times New Roman" w:eastAsia="Times New Roman" w:hAnsi="Times New Roman" w:cs="Times New Roman"/>
-          <w:b/>
-          <w:bCs/>
-          <w:kern w:val="0"/>
-          <w:sz w:val="27"/>
-          <w:szCs w:val="27"/>
-          <w14:ligatures w14:val="none"/>
-        </w:rPr>
-        <w:t>---</w:t>
-      </w:r>
-    </w:p>
-    <w:p>
-      <w:pPr>
-        <w:rPr>
-          <w:rFonts w:ascii="Times New Roman" w:eastAsia="Times New Roman" w:hAnsi="Times New Roman" w:cs="Times New Roman"/>
-          <w:b/>
-          <w:bCs/>
-          <w:kern w:val="0"/>
-          <w:sz w:val="27"/>
-          <w:szCs w:val="27"/>
-          <w14:ligatures w14:val="none"/>
-        </w:rPr>
-      </w:pPr>
-    </w:p>
-    <w:p>
-      <w:pPr>
-        <w:rPr>
-          <w:rFonts w:ascii="Times New Roman" w:eastAsia="Times New Roman" w:hAnsi="Times New Roman" w:cs="Times New Roman"/>
-          <w:b/>
-          <w:bCs/>
-          <w:kern w:val="0"/>
-          <w:sz w:val="27"/>
-          <w:szCs w:val="27"/>
-          <w14:ligatures w14:val="none"/>
-        </w:rPr>
-      </w:pPr>
-      <w:r>
-        <w:rPr>
-          <w:rFonts w:ascii="Times New Roman" w:eastAsia="Times New Roman" w:hAnsi="Times New Roman" w:cs="Times New Roman"/>
-          <w:b/>
-          <w:bCs/>
-          <w:kern w:val="0"/>
-          <w:sz w:val="27"/>
-          <w:szCs w:val="27"/>
-          <w14:ligatures w14:val="none"/>
-        </w:rPr>
-        <w:t>### 4.2 About / Bio</w:t>
-      </w:r>
-    </w:p>
-    <w:p>
-      <w:pPr>
-        <w:rPr>
-          <w:rFonts w:ascii="Times New Roman" w:eastAsia="Times New Roman" w:hAnsi="Times New Roman" w:cs="Times New Roman"/>
-          <w:b/>
-          <w:bCs/>
-          <w:kern w:val="0"/>
-          <w:sz w:val="27"/>
-          <w:szCs w:val="27"/>
-          <w14:ligatures w14:val="none"/>
-        </w:rPr>
-      </w:pPr>
-      <w:r>
-        <w:rPr>
-          <w:rFonts w:ascii="Times New Roman" w:eastAsia="Times New Roman" w:hAnsi="Times New Roman" w:cs="Times New Roman"/>
-          <w:b/>
-          <w:bCs/>
-          <w:kern w:val="0"/>
-          <w:sz w:val="27"/>
-          <w:szCs w:val="27"/>
-          <w14:ligatures w14:val="none"/>
-        </w:rPr>
-        <w:t xml:space="preserve">- Short authoritative bio  </w:t>
-      </w:r>
-    </w:p>
-    <w:p>
-      <w:pPr>
-        <w:rPr>
-          <w:rFonts w:ascii="Times New Roman" w:eastAsia="Times New Roman" w:hAnsi="Times New Roman" w:cs="Times New Roman"/>
-          <w:b/>
-          <w:bCs/>
-          <w:kern w:val="0"/>
-          <w:sz w:val="27"/>
-          <w:szCs w:val="27"/>
-          <w14:ligatures w14:val="none"/>
-        </w:rPr>
-      </w:pPr>
-      <w:r>
-        <w:rPr>
-          <w:rFonts w:ascii="Times New Roman" w:eastAsia="Times New Roman" w:hAnsi="Times New Roman" w:cs="Times New Roman"/>
-          <w:b/>
-          <w:bCs/>
-          <w:kern w:val="0"/>
-          <w:sz w:val="27"/>
-          <w:szCs w:val="27"/>
-          <w14:ligatures w14:val="none"/>
-        </w:rPr>
-        <w:t xml:space="preserve">- Embedded CV (reuse existing CV content)  </w:t>
-      </w:r>
-    </w:p>
-    <w:p>
-      <w:pPr>
-        <w:rPr>
-          <w:rFonts w:ascii="Times New Roman" w:eastAsia="Times New Roman" w:hAnsi="Times New Roman" w:cs="Times New Roman"/>
-          <w:b/>
-          <w:bCs/>
-          <w:kern w:val="0"/>
-          <w:sz w:val="27"/>
-          <w:szCs w:val="27"/>
-          <w14:ligatures w14:val="none"/>
-        </w:rPr>
-      </w:pPr>
-    </w:p>
-    <w:p>
-      <w:pPr>
-        <w:rPr>
-          <w:rFonts w:ascii="Times New Roman" w:eastAsia="Times New Roman" w:hAnsi="Times New Roman" w:cs="Times New Roman"/>
-          <w:b/>
-          <w:bCs/>
-          <w:kern w:val="0"/>
-          <w:sz w:val="27"/>
-          <w:szCs w:val="27"/>
-          <w14:ligatures w14:val="none"/>
-        </w:rPr>
-      </w:pPr>
-      <w:r>
-        <w:rPr>
-          <w:rFonts w:ascii="Times New Roman" w:eastAsia="Times New Roman" w:hAnsi="Times New Roman" w:cs="Times New Roman"/>
-          <w:b/>
-          <w:bCs/>
-          <w:kern w:val="0"/>
-          <w:sz w:val="27"/>
-          <w:szCs w:val="27"/>
-          <w14:ligatures w14:val="none"/>
-        </w:rPr>
-        <w:t>---</w:t>
-      </w:r>
-    </w:p>
-    <w:p>
-      <w:pPr>
-        <w:rPr>
-          <w:rFonts w:ascii="Times New Roman" w:eastAsia="Times New Roman" w:hAnsi="Times New Roman" w:cs="Times New Roman"/>
-          <w:b/>
-          <w:bCs/>
-          <w:kern w:val="0"/>
-          <w:sz w:val="27"/>
-          <w:szCs w:val="27"/>
-          <w14:ligatures w14:val="none"/>
-        </w:rPr>
-      </w:pPr>
-    </w:p>
-    <w:p>
-      <w:pPr>
-        <w:rPr>
-          <w:rFonts w:ascii="Times New Roman" w:eastAsia="Times New Roman" w:hAnsi="Times New Roman" w:cs="Times New Roman"/>
-          <w:b/>
-          <w:bCs/>
-          <w:kern w:val="0"/>
-          <w:sz w:val="27"/>
-          <w:szCs w:val="27"/>
-          <w14:ligatures w14:val="none"/>
-        </w:rPr>
-      </w:pPr>
-      <w:r>
-        <w:rPr>
-          <w:rFonts w:ascii="Times New Roman" w:eastAsia="Times New Roman" w:hAnsi="Times New Roman" w:cs="Times New Roman"/>
-          <w:b/>
-          <w:bCs/>
-          <w:kern w:val="0"/>
-          <w:sz w:val="27"/>
-          <w:szCs w:val="27"/>
-          <w14:ligatures w14:val="none"/>
-        </w:rPr>
-        <w:t>### 4.3 Research</w:t>
-      </w:r>
-    </w:p>
-    <w:p>
-      <w:pPr>
-        <w:rPr>
-          <w:rFonts w:ascii="Times New Roman" w:eastAsia="Times New Roman" w:hAnsi="Times New Roman" w:cs="Times New Roman"/>
-          <w:b/>
-          <w:bCs/>
-          <w:kern w:val="0"/>
-          <w:sz w:val="27"/>
-          <w:szCs w:val="27"/>
-          <w14:ligatures w14:val="none"/>
-        </w:rPr>
-      </w:pPr>
-      <w:r>
-        <w:rPr>
-          <w:rFonts w:ascii="Times New Roman" w:eastAsia="Times New Roman" w:hAnsi="Times New Roman" w:cs="Times New Roman"/>
-          <w:b/>
-          <w:bCs/>
-          <w:kern w:val="0"/>
-          <w:sz w:val="27"/>
-          <w:szCs w:val="27"/>
-          <w14:ligatures w14:val="none"/>
-        </w:rPr>
-        <w:t xml:space="preserve">- Top: carousel or grid of project tiles  </w:t>
-      </w:r>
-    </w:p>
-    <w:p>
-      <w:pPr>
-        <w:rPr>
-          <w:rFonts w:ascii="Times New Roman" w:eastAsia="Times New Roman" w:hAnsi="Times New Roman" w:cs="Times New Roman"/>
-          <w:b/>
-          <w:bCs/>
-          <w:kern w:val="0"/>
-          <w:sz w:val="27"/>
-          <w:szCs w:val="27"/>
-          <w14:ligatures w14:val="none"/>
-        </w:rPr>
-      </w:pPr>
-      <w:r>
-        <w:rPr>
-          <w:rFonts w:ascii="Times New Roman" w:eastAsia="Times New Roman" w:hAnsi="Times New Roman" w:cs="Times New Roman"/>
-          <w:b/>
-          <w:bCs/>
-          <w:kern w:val="0"/>
-          <w:sz w:val="27"/>
-          <w:szCs w:val="27"/>
-          <w14:ligatures w14:val="none"/>
-        </w:rPr>
-        <w:t xml:space="preserve">- Middle: short research overview text  </w:t>
-      </w:r>
-    </w:p>
-    <w:p>
-      <w:pPr>
-        <w:rPr>
-          <w:rFonts w:ascii="Times New Roman" w:eastAsia="Times New Roman" w:hAnsi="Times New Roman" w:cs="Times New Roman"/>
-          <w:b/>
-          <w:bCs/>
-          <w:kern w:val="0"/>
-          <w:sz w:val="27"/>
-          <w:szCs w:val="27"/>
-          <w14:ligatures w14:val="none"/>
-        </w:rPr>
-      </w:pPr>
-      <w:r>
-        <w:rPr>
-          <w:rFonts w:ascii="Times New Roman" w:eastAsia="Times New Roman" w:hAnsi="Times New Roman" w:cs="Times New Roman"/>
-          <w:b/>
-          <w:bCs/>
-          <w:kern w:val="0"/>
-          <w:sz w:val="27"/>
-          <w:szCs w:val="27"/>
-          <w14:ligatures w14:val="none"/>
-        </w:rPr>
-        <w:t xml:space="preserve">- Bottom: publications list rendered as **horizontal stacked items**  </w:t>
-      </w:r>
-    </w:p>
-    <w:p>
-      <w:pPr>
-        <w:rPr>
-          <w:rFonts w:ascii="Times New Roman" w:eastAsia="Times New Roman" w:hAnsi="Times New Roman" w:cs="Times New Roman"/>
-          <w:b/>
-          <w:bCs/>
-          <w:kern w:val="0"/>
-          <w:sz w:val="27"/>
-          <w:szCs w:val="27"/>
-          <w14:ligatures w14:val="none"/>
-        </w:rPr>
-      </w:pPr>
-      <w:r>
-        <w:rPr>
-          <w:rFonts w:ascii="Times New Roman" w:eastAsia="Times New Roman" w:hAnsi="Times New Roman" w:cs="Times New Roman"/>
-          <w:b/>
-          <w:bCs/>
-          <w:kern w:val="0"/>
-          <w:sz w:val="27"/>
-          <w:szCs w:val="27"/>
-          <w14:ligatures w14:val="none"/>
-        </w:rPr>
-        <w:t xml:space="preserve">- Each project page links to its publications and datasets  </w:t>
-      </w:r>
-    </w:p>
-    <w:p>
-      <w:pPr>
-        <w:rPr>
-          <w:rFonts w:ascii="Times New Roman" w:eastAsia="Times New Roman" w:hAnsi="Times New Roman" w:cs="Times New Roman"/>
-          <w:b/>
-          <w:bCs/>
-          <w:kern w:val="0"/>
-          <w:sz w:val="27"/>
-          <w:szCs w:val="27"/>
-          <w14:ligatures w14:val="none"/>
-        </w:rPr>
-      </w:pPr>
-    </w:p>
-    <w:p>
-      <w:pPr>
-        <w:rPr>
-          <w:rFonts w:ascii="Times New Roman" w:eastAsia="Times New Roman" w:hAnsi="Times New Roman" w:cs="Times New Roman"/>
-          <w:b/>
-          <w:bCs/>
-          <w:kern w:val="0"/>
-          <w:sz w:val="27"/>
-          <w:szCs w:val="27"/>
-          <w14:ligatures w14:val="none"/>
-        </w:rPr>
-      </w:pPr>
-      <w:r>
-        <w:rPr>
-          <w:rFonts w:ascii="Times New Roman" w:eastAsia="Times New Roman" w:hAnsi="Times New Roman" w:cs="Times New Roman"/>
-          <w:b/>
-          <w:bCs/>
-          <w:kern w:val="0"/>
-          <w:sz w:val="27"/>
-          <w:szCs w:val="27"/>
-          <w14:ligatures w14:val="none"/>
-        </w:rPr>
-        <w:t>---</w:t>
-      </w:r>
-    </w:p>
-    <w:p>
-      <w:pPr>
-        <w:rPr>
-          <w:rFonts w:ascii="Times New Roman" w:eastAsia="Times New Roman" w:hAnsi="Times New Roman" w:cs="Times New Roman"/>
-          <w:b/>
-          <w:bCs/>
-          <w:kern w:val="0"/>
-          <w:sz w:val="27"/>
-          <w:szCs w:val="27"/>
-          <w14:ligatures w14:val="none"/>
-        </w:rPr>
-      </w:pPr>
-    </w:p>
-    <w:p>
-      <w:pPr>
-        <w:rPr>
-          <w:rFonts w:ascii="Times New Roman" w:eastAsia="Times New Roman" w:hAnsi="Times New Roman" w:cs="Times New Roman"/>
-          <w:b/>
-          <w:bCs/>
-          <w:kern w:val="0"/>
-          <w:sz w:val="27"/>
-          <w:szCs w:val="27"/>
-          <w14:ligatures w14:val="none"/>
-        </w:rPr>
-      </w:pPr>
-      <w:r>
-        <w:rPr>
-          <w:rFonts w:ascii="Times New Roman" w:eastAsia="Times New Roman" w:hAnsi="Times New Roman" w:cs="Times New Roman"/>
-          <w:b/>
-          <w:bCs/>
-          <w:kern w:val="0"/>
-          <w:sz w:val="27"/>
-          <w:szCs w:val="27"/>
-          <w14:ligatures w14:val="none"/>
-        </w:rPr>
-        <w:t>### 4.4 Datasets &amp; Data Infrastructure</w:t>
-      </w:r>
-    </w:p>
-    <w:p>
-      <w:pPr>
-        <w:rPr>
-          <w:rFonts w:ascii="Times New Roman" w:eastAsia="Times New Roman" w:hAnsi="Times New Roman" w:cs="Times New Roman"/>
-          <w:b/>
-          <w:bCs/>
-          <w:kern w:val="0"/>
-          <w:sz w:val="27"/>
-          <w:szCs w:val="27"/>
-          <w14:ligatures w14:val="none"/>
-        </w:rPr>
-      </w:pPr>
-      <w:r>
-        <w:rPr>
-          <w:rFonts w:ascii="Times New Roman" w:eastAsia="Times New Roman" w:hAnsi="Times New Roman" w:cs="Times New Roman"/>
-          <w:b/>
-          <w:bCs/>
-          <w:kern w:val="0"/>
-          <w:sz w:val="27"/>
-          <w:szCs w:val="27"/>
-          <w14:ligatures w14:val="none"/>
-        </w:rPr>
-        <w:t xml:space="preserve">- Datasets treated as **first-class outputs**  </w:t>
-      </w:r>
-    </w:p>
-    <w:p>
-      <w:pPr>
-        <w:rPr>
-          <w:rFonts w:ascii="Times New Roman" w:eastAsia="Times New Roman" w:hAnsi="Times New Roman" w:cs="Times New Roman"/>
-          <w:b/>
-          <w:bCs/>
-          <w:kern w:val="0"/>
-          <w:sz w:val="27"/>
-          <w:szCs w:val="27"/>
-          <w14:ligatures w14:val="none"/>
-        </w:rPr>
-      </w:pPr>
-      <w:r>
-        <w:rPr>
-          <w:rFonts w:ascii="Times New Roman" w:eastAsia="Times New Roman" w:hAnsi="Times New Roman" w:cs="Times New Roman"/>
-          <w:b/>
-          <w:bCs/>
-          <w:kern w:val="0"/>
-          <w:sz w:val="27"/>
-          <w:szCs w:val="27"/>
-          <w14:ligatures w14:val="none"/>
-        </w:rPr>
-        <w:t xml:space="preserve">- Tiles + detail pages  </w:t>
-      </w:r>
-    </w:p>
-    <w:p>
-      <w:pPr>
-        <w:rPr>
-          <w:rFonts w:ascii="Times New Roman" w:eastAsia="Times New Roman" w:hAnsi="Times New Roman" w:cs="Times New Roman"/>
-          <w:b/>
-          <w:bCs/>
-          <w:kern w:val="0"/>
-          <w:sz w:val="27"/>
-          <w:szCs w:val="27"/>
-          <w14:ligatures w14:val="none"/>
-        </w:rPr>
-      </w:pPr>
-      <w:r>
-        <w:rPr>
-          <w:rFonts w:ascii="Times New Roman" w:eastAsia="Times New Roman" w:hAnsi="Times New Roman" w:cs="Times New Roman"/>
-          <w:b/>
-          <w:bCs/>
-          <w:kern w:val="0"/>
-          <w:sz w:val="27"/>
-          <w:szCs w:val="27"/>
-          <w14:ligatures w14:val="none"/>
-        </w:rPr>
-        <w:t xml:space="preserve">- Clear relevance for research and consulting  </w:t>
-      </w:r>
-    </w:p>
-    <w:p>
-      <w:pPr>
-        <w:rPr>
-          <w:rFonts w:ascii="Times New Roman" w:eastAsia="Times New Roman" w:hAnsi="Times New Roman" w:cs="Times New Roman"/>
-          <w:b/>
-          <w:bCs/>
-          <w:kern w:val="0"/>
-          <w:sz w:val="27"/>
-          <w:szCs w:val="27"/>
-          <w14:ligatures w14:val="none"/>
-        </w:rPr>
-      </w:pPr>
-    </w:p>
-    <w:p>
-      <w:pPr>
-        <w:rPr>
-          <w:rFonts w:ascii="Times New Roman" w:eastAsia="Times New Roman" w:hAnsi="Times New Roman" w:cs="Times New Roman"/>
-          <w:b/>
-          <w:bCs/>
-          <w:kern w:val="0"/>
-          <w:sz w:val="27"/>
-          <w:szCs w:val="27"/>
-          <w14:ligatures w14:val="none"/>
-        </w:rPr>
-      </w:pPr>
-      <w:r>
-        <w:rPr>
-          <w:rFonts w:ascii="Times New Roman" w:eastAsia="Times New Roman" w:hAnsi="Times New Roman" w:cs="Times New Roman"/>
-          <w:b/>
-          <w:bCs/>
-          <w:kern w:val="0"/>
-          <w:sz w:val="27"/>
-          <w:szCs w:val="27"/>
-          <w14:ligatures w14:val="none"/>
-        </w:rPr>
-        <w:t>---</w:t>
-      </w:r>
-    </w:p>
-    <w:p>
-      <w:pPr>
-        <w:rPr>
-          <w:rFonts w:ascii="Times New Roman" w:eastAsia="Times New Roman" w:hAnsi="Times New Roman" w:cs="Times New Roman"/>
-          <w:b/>
-          <w:bCs/>
-          <w:kern w:val="0"/>
-          <w:sz w:val="27"/>
-          <w:szCs w:val="27"/>
-          <w14:ligatures w14:val="none"/>
-        </w:rPr>
-      </w:pPr>
-    </w:p>
-    <w:p>
-      <w:pPr>
-        <w:rPr>
-          <w:rFonts w:ascii="Times New Roman" w:eastAsia="Times New Roman" w:hAnsi="Times New Roman" w:cs="Times New Roman"/>
-          <w:b/>
-          <w:bCs/>
-          <w:kern w:val="0"/>
-          <w:sz w:val="27"/>
-          <w:szCs w:val="27"/>
-          <w14:ligatures w14:val="none"/>
-        </w:rPr>
-      </w:pPr>
-      <w:r>
-        <w:rPr>
-          <w:rFonts w:ascii="Times New Roman" w:eastAsia="Times New Roman" w:hAnsi="Times New Roman" w:cs="Times New Roman"/>
-          <w:b/>
-          <w:bCs/>
-          <w:kern w:val="0"/>
-          <w:sz w:val="27"/>
-          <w:szCs w:val="27"/>
-          <w14:ligatures w14:val="none"/>
-        </w:rPr>
-        <w:t>### 4.5 Consulting &amp; Advisory</w:t>
-      </w:r>
-    </w:p>
-    <w:p>
-      <w:pPr>
-        <w:rPr>
-          <w:rFonts w:ascii="Times New Roman" w:eastAsia="Times New Roman" w:hAnsi="Times New Roman" w:cs="Times New Roman"/>
-          <w:b/>
-          <w:bCs/>
-          <w:kern w:val="0"/>
-          <w:sz w:val="27"/>
-          <w:szCs w:val="27"/>
-          <w14:ligatures w14:val="none"/>
-        </w:rPr>
-      </w:pPr>
-      <w:r>
-        <w:rPr>
-          <w:rFonts w:ascii="Times New Roman" w:eastAsia="Times New Roman" w:hAnsi="Times New Roman" w:cs="Times New Roman"/>
-          <w:b/>
-          <w:bCs/>
-          <w:kern w:val="0"/>
-          <w:sz w:val="27"/>
-          <w:szCs w:val="27"/>
-          <w14:ligatures w14:val="none"/>
-        </w:rPr>
-        <w:t xml:space="preserve">- Explicit offer  </w:t>
-      </w:r>
-    </w:p>
-    <w:p>
-      <w:pPr>
-        <w:rPr>
-          <w:rFonts w:ascii="Times New Roman" w:eastAsia="Times New Roman" w:hAnsi="Times New Roman" w:cs="Times New Roman"/>
-          <w:b/>
-          <w:bCs/>
-          <w:kern w:val="0"/>
-          <w:sz w:val="27"/>
-          <w:szCs w:val="27"/>
-          <w14:ligatures w14:val="none"/>
-        </w:rPr>
-      </w:pPr>
-      <w:r>
-        <w:rPr>
-          <w:rFonts w:ascii="Times New Roman" w:eastAsia="Times New Roman" w:hAnsi="Times New Roman" w:cs="Times New Roman"/>
-          <w:b/>
-          <w:bCs/>
-          <w:kern w:val="0"/>
-          <w:sz w:val="27"/>
-          <w:szCs w:val="27"/>
-          <w14:ligatures w14:val="none"/>
-        </w:rPr>
-        <w:t xml:space="preserve">- Target audiences  </w:t>
-      </w:r>
-    </w:p>
-    <w:p>
-      <w:pPr>
-        <w:rPr>
-          <w:rFonts w:ascii="Times New Roman" w:eastAsia="Times New Roman" w:hAnsi="Times New Roman" w:cs="Times New Roman"/>
-          <w:b/>
-          <w:bCs/>
-          <w:kern w:val="0"/>
-          <w:sz w:val="27"/>
-          <w:szCs w:val="27"/>
-          <w14:ligatures w14:val="none"/>
-        </w:rPr>
-      </w:pPr>
-      <w:r>
-        <w:rPr>
-          <w:rFonts w:ascii="Times New Roman" w:eastAsia="Times New Roman" w:hAnsi="Times New Roman" w:cs="Times New Roman"/>
-          <w:b/>
-          <w:bCs/>
-          <w:kern w:val="0"/>
-          <w:sz w:val="27"/>
-          <w:szCs w:val="27"/>
-          <w14:ligatures w14:val="none"/>
-        </w:rPr>
-        <w:t xml:space="preserve">- Methods and expertise  </w:t>
-      </w:r>
-    </w:p>
-    <w:p>
-      <w:pPr>
-        <w:rPr>
-          <w:rFonts w:ascii="Times New Roman" w:eastAsia="Times New Roman" w:hAnsi="Times New Roman" w:cs="Times New Roman"/>
-          <w:b/>
-          <w:bCs/>
-          <w:kern w:val="0"/>
-          <w:sz w:val="27"/>
-          <w:szCs w:val="27"/>
-          <w14:ligatures w14:val="none"/>
-        </w:rPr>
-      </w:pPr>
-      <w:r>
-        <w:rPr>
-          <w:rFonts w:ascii="Times New Roman" w:eastAsia="Times New Roman" w:hAnsi="Times New Roman" w:cs="Times New Roman"/>
-          <w:b/>
-          <w:bCs/>
-          <w:kern w:val="0"/>
-          <w:sz w:val="27"/>
-          <w:szCs w:val="27"/>
-          <w14:ligatures w14:val="none"/>
-        </w:rPr>
-        <w:t xml:space="preserve">- Clear CTA  </w:t>
-      </w:r>
-    </w:p>
-    <w:p>
-      <w:pPr>
-        <w:rPr>
-          <w:rFonts w:ascii="Times New Roman" w:eastAsia="Times New Roman" w:hAnsi="Times New Roman" w:cs="Times New Roman"/>
-          <w:b/>
-          <w:bCs/>
-          <w:kern w:val="0"/>
-          <w:sz w:val="27"/>
-          <w:szCs w:val="27"/>
-          <w14:ligatures w14:val="none"/>
-        </w:rPr>
-      </w:pPr>
-    </w:p>
-    <w:p>
-      <w:pPr>
-        <w:rPr>
-          <w:rFonts w:ascii="Times New Roman" w:eastAsia="Times New Roman" w:hAnsi="Times New Roman" w:cs="Times New Roman"/>
-          <w:b/>
-          <w:bCs/>
-          <w:kern w:val="0"/>
-          <w:sz w:val="27"/>
-          <w:szCs w:val="27"/>
-          <w14:ligatures w14:val="none"/>
-        </w:rPr>
-      </w:pPr>
-      <w:r>
-        <w:rPr>
-          <w:rFonts w:ascii="Times New Roman" w:eastAsia="Times New Roman" w:hAnsi="Times New Roman" w:cs="Times New Roman"/>
-          <w:b/>
-          <w:bCs/>
-          <w:kern w:val="0"/>
-          <w:sz w:val="27"/>
-          <w:szCs w:val="27"/>
-          <w14:ligatures w14:val="none"/>
-        </w:rPr>
-        <w:t>---</w:t>
-      </w:r>
-    </w:p>
-    <w:p>
-      <w:pPr>
-        <w:rPr>
-          <w:rFonts w:ascii="Times New Roman" w:eastAsia="Times New Roman" w:hAnsi="Times New Roman" w:cs="Times New Roman"/>
-          <w:b/>
-          <w:bCs/>
-          <w:kern w:val="0"/>
-          <w:sz w:val="27"/>
-          <w:szCs w:val="27"/>
-          <w14:ligatures w14:val="none"/>
-        </w:rPr>
-      </w:pPr>
-    </w:p>
-    <w:p>
-      <w:pPr>
-        <w:rPr>
-          <w:rFonts w:ascii="Times New Roman" w:eastAsia="Times New Roman" w:hAnsi="Times New Roman" w:cs="Times New Roman"/>
-          <w:b/>
-          <w:bCs/>
-          <w:kern w:val="0"/>
-          <w:sz w:val="27"/>
-          <w:szCs w:val="27"/>
-          <w14:ligatures w14:val="none"/>
-        </w:rPr>
-      </w:pPr>
-      <w:r>
-        <w:rPr>
-          <w:rFonts w:ascii="Times New Roman" w:eastAsia="Times New Roman" w:hAnsi="Times New Roman" w:cs="Times New Roman"/>
-          <w:b/>
-          <w:bCs/>
-          <w:kern w:val="0"/>
-          <w:sz w:val="27"/>
-          <w:szCs w:val="27"/>
-          <w14:ligatures w14:val="none"/>
-        </w:rPr>
-        <w:t>### 4.6 Tools for Researchers</w:t>
-      </w:r>
-    </w:p>
-    <w:p>
-      <w:pPr>
-        <w:rPr>
-          <w:rFonts w:ascii="Times New Roman" w:eastAsia="Times New Roman" w:hAnsi="Times New Roman" w:cs="Times New Roman"/>
-          <w:b/>
-          <w:bCs/>
-          <w:kern w:val="0"/>
-          <w:sz w:val="27"/>
-          <w:szCs w:val="27"/>
-          <w14:ligatures w14:val="none"/>
-        </w:rPr>
-      </w:pPr>
-      <w:r>
-        <w:rPr>
-          <w:rFonts w:ascii="Times New Roman" w:eastAsia="Times New Roman" w:hAnsi="Times New Roman" w:cs="Times New Roman"/>
-          <w:b/>
-          <w:bCs/>
-          <w:kern w:val="0"/>
-          <w:sz w:val="27"/>
-          <w:szCs w:val="27"/>
-          <w14:ligatures w14:val="none"/>
-        </w:rPr>
-        <w:lastRenderedPageBreak/>
-        <w:t xml:space="preserve">- Grid of tools (same standardized object model)  </w:t>
-      </w:r>
-    </w:p>
-    <w:p>
-      <w:pPr>
-        <w:rPr>
-          <w:rFonts w:ascii="Times New Roman" w:eastAsia="Times New Roman" w:hAnsi="Times New Roman" w:cs="Times New Roman"/>
-          <w:b/>
-          <w:bCs/>
-          <w:kern w:val="0"/>
-          <w:sz w:val="27"/>
-          <w:szCs w:val="27"/>
-          <w14:ligatures w14:val="none"/>
-        </w:rPr>
-      </w:pPr>
-    </w:p>
-    <w:p>
-      <w:pPr>
-        <w:rPr>
-          <w:rFonts w:ascii="Times New Roman" w:eastAsia="Times New Roman" w:hAnsi="Times New Roman" w:cs="Times New Roman"/>
-          <w:b/>
-          <w:bCs/>
-          <w:kern w:val="0"/>
-          <w:sz w:val="27"/>
-          <w:szCs w:val="27"/>
-          <w14:ligatures w14:val="none"/>
-        </w:rPr>
-      </w:pPr>
-      <w:r>
-        <w:rPr>
-          <w:rFonts w:ascii="Times New Roman" w:eastAsia="Times New Roman" w:hAnsi="Times New Roman" w:cs="Times New Roman"/>
-          <w:b/>
-          <w:bCs/>
-          <w:kern w:val="0"/>
-          <w:sz w:val="27"/>
-          <w:szCs w:val="27"/>
-          <w14:ligatures w14:val="none"/>
-        </w:rPr>
-        <w:t>---</w:t>
-      </w:r>
-    </w:p>
-    <w:p>
-      <w:pPr>
-        <w:rPr>
-          <w:rFonts w:ascii="Times New Roman" w:eastAsia="Times New Roman" w:hAnsi="Times New Roman" w:cs="Times New Roman"/>
-          <w:b/>
-          <w:bCs/>
-          <w:kern w:val="0"/>
-          <w:sz w:val="27"/>
-          <w:szCs w:val="27"/>
-          <w14:ligatures w14:val="none"/>
-        </w:rPr>
-      </w:pPr>
-    </w:p>
-    <w:p>
-      <w:pPr>
-        <w:rPr>
-          <w:rFonts w:ascii="Times New Roman" w:eastAsia="Times New Roman" w:hAnsi="Times New Roman" w:cs="Times New Roman"/>
-          <w:b/>
-          <w:bCs/>
-          <w:kern w:val="0"/>
-          <w:sz w:val="27"/>
-          <w:szCs w:val="27"/>
-          <w14:ligatures w14:val="none"/>
-        </w:rPr>
-      </w:pPr>
-      <w:r>
-        <w:rPr>
-          <w:rFonts w:ascii="Times New Roman" w:eastAsia="Times New Roman" w:hAnsi="Times New Roman" w:cs="Times New Roman"/>
-          <w:b/>
-          <w:bCs/>
-          <w:kern w:val="0"/>
-          <w:sz w:val="27"/>
-          <w:szCs w:val="27"/>
-          <w14:ligatures w14:val="none"/>
-        </w:rPr>
-        <w:t>### 4.7 Public Engagement / Talks &amp; Media</w:t>
-      </w:r>
-    </w:p>
-    <w:p>
-      <w:pPr>
-        <w:rPr>
-          <w:rFonts w:ascii="Times New Roman" w:eastAsia="Times New Roman" w:hAnsi="Times New Roman" w:cs="Times New Roman"/>
-          <w:b/>
-          <w:bCs/>
-          <w:kern w:val="0"/>
-          <w:sz w:val="27"/>
-          <w:szCs w:val="27"/>
-          <w14:ligatures w14:val="none"/>
-        </w:rPr>
-      </w:pPr>
-      <w:r>
-        <w:rPr>
-          <w:rFonts w:ascii="Times New Roman" w:eastAsia="Times New Roman" w:hAnsi="Times New Roman" w:cs="Times New Roman"/>
-          <w:b/>
-          <w:bCs/>
-          <w:kern w:val="0"/>
-          <w:sz w:val="27"/>
-          <w:szCs w:val="27"/>
-          <w14:ligatures w14:val="none"/>
-        </w:rPr>
-        <w:t xml:space="preserve">- Talks, interviews, media appearances  </w:t>
-      </w:r>
-    </w:p>
-    <w:p>
-      <w:pPr>
-        <w:rPr>
-          <w:rFonts w:ascii="Times New Roman" w:eastAsia="Times New Roman" w:hAnsi="Times New Roman" w:cs="Times New Roman"/>
-          <w:b/>
-          <w:bCs/>
-          <w:kern w:val="0"/>
-          <w:sz w:val="27"/>
-          <w:szCs w:val="27"/>
-          <w14:ligatures w14:val="none"/>
-        </w:rPr>
-      </w:pPr>
-      <w:r>
-        <w:rPr>
-          <w:rFonts w:ascii="Times New Roman" w:eastAsia="Times New Roman" w:hAnsi="Times New Roman" w:cs="Times New Roman"/>
-          <w:b/>
-          <w:bCs/>
-          <w:kern w:val="0"/>
-          <w:sz w:val="27"/>
-          <w:szCs w:val="27"/>
-          <w14:ligatures w14:val="none"/>
-        </w:rPr>
-        <w:t xml:space="preserve">- Rendered as horizontal items or tiles  </w:t>
-      </w:r>
-    </w:p>
-    <w:p>
-      <w:pPr>
-        <w:rPr>
-          <w:rFonts w:ascii="Times New Roman" w:eastAsia="Times New Roman" w:hAnsi="Times New Roman" w:cs="Times New Roman"/>
-          <w:b/>
-          <w:bCs/>
-          <w:kern w:val="0"/>
-          <w:sz w:val="27"/>
-          <w:szCs w:val="27"/>
-          <w14:ligatures w14:val="none"/>
-        </w:rPr>
-      </w:pPr>
-    </w:p>
-    <w:p>
-      <w:pPr>
-        <w:rPr>
-          <w:rFonts w:ascii="Times New Roman" w:eastAsia="Times New Roman" w:hAnsi="Times New Roman" w:cs="Times New Roman"/>
-          <w:b/>
-          <w:bCs/>
-          <w:kern w:val="0"/>
-          <w:sz w:val="27"/>
-          <w:szCs w:val="27"/>
-          <w14:ligatures w14:val="none"/>
-        </w:rPr>
-      </w:pPr>
-      <w:r>
-        <w:rPr>
-          <w:rFonts w:ascii="Times New Roman" w:eastAsia="Times New Roman" w:hAnsi="Times New Roman" w:cs="Times New Roman"/>
-          <w:b/>
-          <w:bCs/>
-          <w:kern w:val="0"/>
-          <w:sz w:val="27"/>
-          <w:szCs w:val="27"/>
-          <w14:ligatures w14:val="none"/>
-        </w:rPr>
-        <w:t>---</w:t>
-      </w:r>
-    </w:p>
-    <w:p>
-      <w:pPr>
-        <w:rPr>
-          <w:rFonts w:ascii="Times New Roman" w:eastAsia="Times New Roman" w:hAnsi="Times New Roman" w:cs="Times New Roman"/>
-          <w:b/>
-          <w:bCs/>
-          <w:kern w:val="0"/>
-          <w:sz w:val="27"/>
-          <w:szCs w:val="27"/>
-          <w14:ligatures w14:val="none"/>
-        </w:rPr>
-      </w:pPr>
-    </w:p>
-    <w:p>
-      <w:pPr>
-        <w:rPr>
-          <w:rFonts w:ascii="Times New Roman" w:eastAsia="Times New Roman" w:hAnsi="Times New Roman" w:cs="Times New Roman"/>
-          <w:b/>
-          <w:bCs/>
-          <w:kern w:val="0"/>
-          <w:sz w:val="27"/>
-          <w:szCs w:val="27"/>
-          <w14:ligatures w14:val="none"/>
-        </w:rPr>
-      </w:pPr>
-      <w:r>
-        <w:rPr>
-          <w:rFonts w:ascii="Times New Roman" w:eastAsia="Times New Roman" w:hAnsi="Times New Roman" w:cs="Times New Roman"/>
-          <w:b/>
-          <w:bCs/>
-          <w:kern w:val="0"/>
-          <w:sz w:val="27"/>
-          <w:szCs w:val="27"/>
-          <w14:ligatures w14:val="none"/>
-        </w:rPr>
-        <w:t>## 5. Design Principles</w:t>
-      </w:r>
-    </w:p>
-    <w:p>
-      <w:pPr>
-        <w:rPr>
-          <w:rFonts w:ascii="Times New Roman" w:eastAsia="Times New Roman" w:hAnsi="Times New Roman" w:cs="Times New Roman"/>
-          <w:b/>
-          <w:bCs/>
-          <w:kern w:val="0"/>
-          <w:sz w:val="27"/>
-          <w:szCs w:val="27"/>
-          <w14:ligatures w14:val="none"/>
-        </w:rPr>
-      </w:pPr>
-      <w:r>
-        <w:rPr>
-          <w:rFonts w:ascii="Times New Roman" w:eastAsia="Times New Roman" w:hAnsi="Times New Roman" w:cs="Times New Roman"/>
-          <w:b/>
-          <w:bCs/>
-          <w:kern w:val="0"/>
-          <w:sz w:val="27"/>
-          <w:szCs w:val="27"/>
-          <w14:ligatures w14:val="none"/>
-        </w:rPr>
-        <w:t xml:space="preserve">- Clean typography  </w:t>
-      </w:r>
-    </w:p>
-    <w:p>
-      <w:pPr>
-        <w:rPr>
-          <w:rFonts w:ascii="Times New Roman" w:eastAsia="Times New Roman" w:hAnsi="Times New Roman" w:cs="Times New Roman"/>
-          <w:b/>
-          <w:bCs/>
-          <w:kern w:val="0"/>
-          <w:sz w:val="27"/>
-          <w:szCs w:val="27"/>
-          <w14:ligatures w14:val="none"/>
-        </w:rPr>
-      </w:pPr>
-      <w:r>
-        <w:rPr>
-          <w:rFonts w:ascii="Times New Roman" w:eastAsia="Times New Roman" w:hAnsi="Times New Roman" w:cs="Times New Roman"/>
-          <w:b/>
-          <w:bCs/>
-          <w:kern w:val="0"/>
-          <w:sz w:val="27"/>
-          <w:szCs w:val="27"/>
-          <w14:ligatures w14:val="none"/>
-        </w:rPr>
-        <w:t xml:space="preserve">- Modular, scrollable sections  </w:t>
-      </w:r>
-    </w:p>
-    <w:p>
-      <w:pPr>
-        <w:rPr>
-          <w:rFonts w:ascii="Times New Roman" w:eastAsia="Times New Roman" w:hAnsi="Times New Roman" w:cs="Times New Roman"/>
-          <w:b/>
-          <w:bCs/>
-          <w:kern w:val="0"/>
-          <w:sz w:val="27"/>
-          <w:szCs w:val="27"/>
-          <w14:ligatures w14:val="none"/>
-        </w:rPr>
-      </w:pPr>
-      <w:r>
-        <w:rPr>
-          <w:rFonts w:ascii="Times New Roman" w:eastAsia="Times New Roman" w:hAnsi="Times New Roman" w:cs="Times New Roman"/>
-          <w:b/>
-          <w:bCs/>
-          <w:kern w:val="0"/>
-          <w:sz w:val="27"/>
-          <w:szCs w:val="27"/>
-          <w14:ligatures w14:val="none"/>
-        </w:rPr>
-        <w:t>- Reusable components for:</w:t>
-      </w:r>
-    </w:p>
-    <w:p>
-      <w:pPr>
-        <w:rPr>
-          <w:rFonts w:ascii="Times New Roman" w:eastAsia="Times New Roman" w:hAnsi="Times New Roman" w:cs="Times New Roman"/>
-          <w:b/>
-          <w:bCs/>
-          <w:kern w:val="0"/>
-          <w:sz w:val="27"/>
-          <w:szCs w:val="27"/>
-          <w14:ligatures w14:val="none"/>
-        </w:rPr>
-      </w:pPr>
-      <w:r>
-        <w:rPr>
-          <w:rFonts w:ascii="Times New Roman" w:eastAsia="Times New Roman" w:hAnsi="Times New Roman" w:cs="Times New Roman"/>
-          <w:b/>
-          <w:bCs/>
-          <w:kern w:val="0"/>
-          <w:sz w:val="27"/>
-          <w:szCs w:val="27"/>
-          <w14:ligatures w14:val="none"/>
-        </w:rPr>
-        <w:t xml:space="preserve">  - Tiles/cards  </w:t>
-      </w:r>
-    </w:p>
-    <w:p>
-      <w:pPr>
-        <w:rPr>
-          <w:rFonts w:ascii="Times New Roman" w:eastAsia="Times New Roman" w:hAnsi="Times New Roman" w:cs="Times New Roman"/>
-          <w:b/>
-          <w:bCs/>
-          <w:kern w:val="0"/>
-          <w:sz w:val="27"/>
-          <w:szCs w:val="27"/>
-          <w14:ligatures w14:val="none"/>
-        </w:rPr>
-      </w:pPr>
-      <w:r>
-        <w:rPr>
-          <w:rFonts w:ascii="Times New Roman" w:eastAsia="Times New Roman" w:hAnsi="Times New Roman" w:cs="Times New Roman"/>
-          <w:b/>
-          <w:bCs/>
-          <w:kern w:val="0"/>
-          <w:sz w:val="27"/>
-          <w:szCs w:val="27"/>
-          <w14:ligatures w14:val="none"/>
-        </w:rPr>
-        <w:t xml:space="preserve">  - Horizontal list items  </w:t>
-      </w:r>
-    </w:p>
-    <w:p>
-      <w:pPr>
-        <w:rPr>
-          <w:rFonts w:ascii="Times New Roman" w:eastAsia="Times New Roman" w:hAnsi="Times New Roman" w:cs="Times New Roman"/>
-          <w:b/>
-          <w:bCs/>
-          <w:kern w:val="0"/>
-          <w:sz w:val="27"/>
-          <w:szCs w:val="27"/>
-          <w14:ligatures w14:val="none"/>
-        </w:rPr>
-      </w:pPr>
-      <w:r>
-        <w:rPr>
-          <w:rFonts w:ascii="Times New Roman" w:eastAsia="Times New Roman" w:hAnsi="Times New Roman" w:cs="Times New Roman"/>
-          <w:b/>
-          <w:bCs/>
-          <w:kern w:val="0"/>
-          <w:sz w:val="27"/>
-          <w:szCs w:val="27"/>
-          <w14:ligatures w14:val="none"/>
-        </w:rPr>
-        <w:t xml:space="preserve">  - Sections  </w:t>
-      </w:r>
-    </w:p>
-    <w:p>
-      <w:pPr>
-        <w:rPr>
-          <w:rFonts w:ascii="Times New Roman" w:eastAsia="Times New Roman" w:hAnsi="Times New Roman" w:cs="Times New Roman"/>
-          <w:b/>
-          <w:bCs/>
-          <w:kern w:val="0"/>
-          <w:sz w:val="27"/>
-          <w:szCs w:val="27"/>
-          <w14:ligatures w14:val="none"/>
-        </w:rPr>
-      </w:pPr>
-      <w:r>
-        <w:rPr>
-          <w:rFonts w:ascii="Times New Roman" w:eastAsia="Times New Roman" w:hAnsi="Times New Roman" w:cs="Times New Roman"/>
-          <w:b/>
-          <w:bCs/>
-          <w:kern w:val="0"/>
-          <w:sz w:val="27"/>
-          <w:szCs w:val="27"/>
-          <w14:ligatures w14:val="none"/>
-        </w:rPr>
-        <w:t xml:space="preserve">- Preview images cropped to standardized dimensions  </w:t>
-      </w:r>
-    </w:p>
-    <w:p>
-      <w:pPr>
-        <w:rPr>
-          <w:rFonts w:ascii="Times New Roman" w:eastAsia="Times New Roman" w:hAnsi="Times New Roman" w:cs="Times New Roman"/>
-          <w:b/>
-          <w:bCs/>
-          <w:kern w:val="0"/>
-          <w:sz w:val="27"/>
-          <w:szCs w:val="27"/>
-          <w14:ligatures w14:val="none"/>
-        </w:rPr>
-      </w:pPr>
-      <w:r>
-        <w:rPr>
-          <w:rFonts w:ascii="Times New Roman" w:eastAsia="Times New Roman" w:hAnsi="Times New Roman" w:cs="Times New Roman"/>
-          <w:b/>
-          <w:bCs/>
-          <w:kern w:val="0"/>
-          <w:sz w:val="27"/>
-          <w:szCs w:val="27"/>
-          <w14:ligatures w14:val="none"/>
-        </w:rPr>
-        <w:t xml:space="preserve">- Minimalist color palette  </w:t>
-      </w:r>
-    </w:p>
-    <w:p>
-      <w:pPr>
-        <w:rPr>
-          <w:rFonts w:ascii="Times New Roman" w:eastAsia="Times New Roman" w:hAnsi="Times New Roman" w:cs="Times New Roman"/>
-          <w:b/>
-          <w:bCs/>
-          <w:kern w:val="0"/>
-          <w:sz w:val="27"/>
-          <w:szCs w:val="27"/>
-          <w14:ligatures w14:val="none"/>
-        </w:rPr>
-      </w:pPr>
-      <w:r>
-        <w:rPr>
-          <w:rFonts w:ascii="Times New Roman" w:eastAsia="Times New Roman" w:hAnsi="Times New Roman" w:cs="Times New Roman"/>
-          <w:b/>
-          <w:bCs/>
-          <w:kern w:val="0"/>
-          <w:sz w:val="27"/>
-          <w:szCs w:val="27"/>
-          <w14:ligatures w14:val="none"/>
-        </w:rPr>
-        <w:t xml:space="preserve">- Sufficient whitespace  </w:t>
-      </w:r>
-    </w:p>
-    <w:p>
-      <w:pPr>
-        <w:rPr>
-          <w:rFonts w:ascii="Times New Roman" w:eastAsia="Times New Roman" w:hAnsi="Times New Roman" w:cs="Times New Roman"/>
-          <w:b/>
-          <w:bCs/>
-          <w:kern w:val="0"/>
-          <w:sz w:val="27"/>
-          <w:szCs w:val="27"/>
-          <w14:ligatures w14:val="none"/>
-        </w:rPr>
-      </w:pPr>
-      <w:r>
-        <w:rPr>
-          <w:rFonts w:ascii="Times New Roman" w:eastAsia="Times New Roman" w:hAnsi="Times New Roman" w:cs="Times New Roman"/>
-          <w:b/>
-          <w:bCs/>
-          <w:kern w:val="0"/>
-          <w:sz w:val="27"/>
-          <w:szCs w:val="27"/>
-          <w14:ligatures w14:val="none"/>
-        </w:rPr>
-        <w:t xml:space="preserve">- Optional visuals (dashboards, diagrams, previews)  </w:t>
-      </w:r>
-    </w:p>
-    <w:p>
-      <w:pPr>
-        <w:rPr>
-          <w:rFonts w:ascii="Times New Roman" w:eastAsia="Times New Roman" w:hAnsi="Times New Roman" w:cs="Times New Roman"/>
-          <w:b/>
-          <w:bCs/>
-          <w:kern w:val="0"/>
-          <w:sz w:val="27"/>
-          <w:szCs w:val="27"/>
-          <w14:ligatures w14:val="none"/>
-        </w:rPr>
-      </w:pPr>
-    </w:p>
-    <w:p>
-      <w:pPr>
-        <w:rPr>
-          <w:rFonts w:ascii="Times New Roman" w:eastAsia="Times New Roman" w:hAnsi="Times New Roman" w:cs="Times New Roman"/>
-          <w:b/>
-          <w:bCs/>
-          <w:kern w:val="0"/>
-          <w:sz w:val="27"/>
-          <w:szCs w:val="27"/>
-          <w14:ligatures w14:val="none"/>
-        </w:rPr>
-      </w:pPr>
-      <w:r>
-        <w:rPr>
-          <w:rFonts w:ascii="Times New Roman" w:eastAsia="Times New Roman" w:hAnsi="Times New Roman" w:cs="Times New Roman"/>
-          <w:b/>
-          <w:bCs/>
-          <w:kern w:val="0"/>
-          <w:sz w:val="27"/>
-          <w:szCs w:val="27"/>
-          <w14:ligatures w14:val="none"/>
-        </w:rPr>
-        <w:t>---</w:t>
-      </w:r>
-    </w:p>
-    <w:p>
-      <w:pPr>
-        <w:rPr>
-          <w:rFonts w:ascii="Times New Roman" w:eastAsia="Times New Roman" w:hAnsi="Times New Roman" w:cs="Times New Roman"/>
-          <w:b/>
-          <w:bCs/>
-          <w:kern w:val="0"/>
-          <w:sz w:val="27"/>
-          <w:szCs w:val="27"/>
-          <w14:ligatures w14:val="none"/>
-        </w:rPr>
-      </w:pPr>
-    </w:p>
-    <w:p>
-      <w:pPr>
-        <w:rPr>
-          <w:rFonts w:ascii="Times New Roman" w:eastAsia="Times New Roman" w:hAnsi="Times New Roman" w:cs="Times New Roman"/>
-          <w:b/>
-          <w:bCs/>
-          <w:kern w:val="0"/>
-          <w:sz w:val="27"/>
-          <w:szCs w:val="27"/>
-          <w14:ligatures w14:val="none"/>
-        </w:rPr>
-      </w:pPr>
-      <w:r>
-        <w:rPr>
-          <w:rFonts w:ascii="Times New Roman" w:eastAsia="Times New Roman" w:hAnsi="Times New Roman" w:cs="Times New Roman"/>
-          <w:b/>
-          <w:bCs/>
-          <w:kern w:val="0"/>
-          <w:sz w:val="27"/>
-          <w:szCs w:val="27"/>
-          <w14:ligatures w14:val="none"/>
-        </w:rPr>
-        <w:t>## 6. SEO &amp; Metadata</w:t>
-      </w:r>
-    </w:p>
-    <w:p>
-      <w:pPr>
-        <w:rPr>
-          <w:rFonts w:ascii="Times New Roman" w:eastAsia="Times New Roman" w:hAnsi="Times New Roman" w:cs="Times New Roman"/>
-          <w:b/>
-          <w:bCs/>
-          <w:kern w:val="0"/>
-          <w:sz w:val="27"/>
-          <w:szCs w:val="27"/>
-          <w14:ligatures w14:val="none"/>
-        </w:rPr>
-      </w:pPr>
-      <w:r>
-        <w:rPr>
-          <w:rFonts w:ascii="Times New Roman" w:eastAsia="Times New Roman" w:hAnsi="Times New Roman" w:cs="Times New Roman"/>
-          <w:b/>
-          <w:bCs/>
-          <w:kern w:val="0"/>
-          <w:sz w:val="27"/>
-          <w:szCs w:val="27"/>
-          <w14:ligatures w14:val="none"/>
-        </w:rPr>
-        <w:t xml:space="preserve">- Pre-render all pages  </w:t>
-      </w:r>
-    </w:p>
-    <w:p>
-      <w:pPr>
-        <w:rPr>
-          <w:rFonts w:ascii="Times New Roman" w:eastAsia="Times New Roman" w:hAnsi="Times New Roman" w:cs="Times New Roman"/>
-          <w:b/>
-          <w:bCs/>
-          <w:kern w:val="0"/>
-          <w:sz w:val="27"/>
-          <w:szCs w:val="27"/>
-          <w14:ligatures w14:val="none"/>
-        </w:rPr>
-      </w:pPr>
-      <w:r>
-        <w:rPr>
-          <w:rFonts w:ascii="Times New Roman" w:eastAsia="Times New Roman" w:hAnsi="Times New Roman" w:cs="Times New Roman"/>
-          <w:b/>
-          <w:bCs/>
-          <w:kern w:val="0"/>
-          <w:sz w:val="27"/>
-          <w:szCs w:val="27"/>
-          <w14:ligatures w14:val="none"/>
-        </w:rPr>
-        <w:t xml:space="preserve">- Metadata per page (title, description)  </w:t>
+        <w:t xml:space="preserve">mplement these suggested changes, except for "Question selection “strategy” placeholders" (this will be added soon). </w:t>
       </w:r>
     </w:p>
     <w:p>
       <w:r>
+        <w:t xml:space="preserve">I also think there is some confusion with regards to the selection of questions. Each application should have a mandatory "application_type" (E.g., "Academic position", "Fellowship") and an optional "application_subtype" nested within </w:t>
+      </w:r>
+      <w:r>
+        <w:t xml:space="preserve">"application_type" </w:t>
+      </w:r>
+      <w:r>
+        <w:t xml:space="preserve"> (E.g., "Academic position (research-oriented)"). The user can choose this from a dropdown when </w:t>
+      </w:r>
+      <w:r>
+        <w:t>starting a new application. When questions are ingested, the available options here are automatically populated from the "application_type" and "application_subtype" columns in the Excel file, avoiding duplicates.</w:t>
+      </w:r>
+    </w:p>
+    <w:p>
+      <w:r>
+        <w:t xml:space="preserve">Then, for a practice round, a number of questions need to be selected, following the user's input ("n"). Here proceed in three steps: </w:t>
+      </w:r>
+    </w:p>
+    <w:p>
+      <w:r>
+        <w:t>1. Definition of pool of questions belonging to the application_type:</w:t>
+      </w:r>
+    </w:p>
+    <w:p>
+      <w:r>
+        <w:t xml:space="preserve">- </w:t>
+      </w:r>
+      <w:r>
         <w:rPr>
-          <w:rFonts w:ascii="Times New Roman" w:eastAsia="Times New Roman" w:hAnsi="Times New Roman" w:cs="Times New Roman"/>
-          <w:b/>
-          <w:bCs/>
-          <w:kern w:val="0"/>
-          <w:sz w:val="27"/>
-          <w:szCs w:val="27"/>
-          <w14:ligatures w14:val="none"/>
+          <w:rFonts w:hint="eastAsia"/>
         </w:rPr>
-        <w:lastRenderedPageBreak/>
-        <w:t xml:space="preserve">- Open Graph tags using preview images  </w:t>
+        <w:t xml:space="preserve">If </w:t>
+      </w:r>
+      <w:r>
+        <w:t>the application for which the practice round is for only has an application_type (and no application_subtype)</w:t>
+      </w:r>
+      <w:r>
+        <w:rPr>
+          <w:rFonts w:hint="eastAsia"/>
+        </w:rPr>
+        <w:t xml:space="preserve"> </w:t>
+      </w:r>
+      <w:r>
+        <w:rPr>
+          <w:rFonts w:hint="eastAsia"/>
+        </w:rPr>
+        <w:t>→</w:t>
+      </w:r>
+      <w:r>
+        <w:rPr>
+          <w:rFonts w:hint="eastAsia"/>
+        </w:rPr>
+        <w:t xml:space="preserve"> all questions </w:t>
+      </w:r>
+      <w:r>
+        <w:t>belonging to the application_type, regardless of application_subtype</w:t>
+      </w:r>
+    </w:p>
+    <w:p>
+      <w:r>
+        <w:t xml:space="preserve">- </w:t>
+      </w:r>
+      <w:r>
+        <w:rPr>
+          <w:rFonts w:hint="eastAsia"/>
+        </w:rPr>
+        <w:t xml:space="preserve">If </w:t>
+      </w:r>
+      <w:r>
+        <w:t>the application has a specific application_subtype</w:t>
+      </w:r>
+      <w:r>
+        <w:rPr>
+          <w:rFonts w:hint="eastAsia"/>
+        </w:rPr>
+        <w:t xml:space="preserve"> </w:t>
+      </w:r>
+      <w:r>
+        <w:rPr>
+          <w:rFonts w:hint="eastAsia"/>
+        </w:rPr>
+        <w:t>→</w:t>
+      </w:r>
+      <w:r>
+        <w:rPr>
+          <w:rFonts w:hint="eastAsia"/>
+        </w:rPr>
+        <w:t xml:space="preserve"> all questions </w:t>
+      </w:r>
+      <w:r>
+        <w:t>belonging to this application_subtype AND all questions belonging to the application_type that do not have an application_subtype ("generic questions").</w:t>
+      </w:r>
+    </w:p>
+    <w:p>
+      <w:r>
+        <w:t xml:space="preserve">2. Filtering pool of questions by question categories (column "question_category" in the Excel). If n &gt;= than the number of unique question categories in the pool, then all question categories are kept. If n &lt; </w:t>
+      </w:r>
+      <w:r>
+        <w:t xml:space="preserve">than the number of unique </w:t>
+      </w:r>
+      <w:r>
+        <w:t>categories</w:t>
+      </w:r>
+      <w:r>
+        <w:t xml:space="preserve"> in the pool</w:t>
+      </w:r>
+      <w:r>
+        <w:t xml:space="preserve">, then a subset of question </w:t>
+      </w:r>
+      <w:r>
+        <w:t>categories</w:t>
+      </w:r>
+      <w:r>
+        <w:t xml:space="preserve"> are kept.*</w:t>
+      </w:r>
+    </w:p>
+    <w:p/>
+    <w:p>
+      <w:r>
+        <w:t>3. Selecting specific questions from the subtypes. Finally, from the remaining subtypes, questions are selected to that the total number of selected questions adds up to n.*</w:t>
+      </w:r>
+    </w:p>
+    <w:p>
+      <w:r>
+        <w:t>* in steps 2 and 3, the user's chosen algorithm affects the choice of subtypes and specific questions</w:t>
+      </w:r>
+    </w:p>
+    <w:p/>
+    <w:p>
+      <w:r>
+        <w:rPr>
+          <w:rFonts w:hint="eastAsia"/>
+        </w:rPr>
+        <w:t>any subtype in the parent category (if you still want inheritance).</w:t>
       </w:r>
     </w:p>
     <w:sectPr>
